--- a/assets/reverse-import/other.docx
+++ b/assets/reverse-import/other.docx
@@ -1,10 +1,10 @@
 
 <file path=word/document.xml><?xml version="1.0" encoding="utf-8"?>
-<w:document xmlns:wpc="http://schemas.microsoft.com/office/word/2010/wordprocessingCanvas" xmlns:cx="http://schemas.microsoft.com/office/drawing/2014/chartex" xmlns:cx1="http://schemas.microsoft.com/office/drawing/2015/9/8/chartex" xmlns:cx2="http://schemas.microsoft.com/office/drawing/2015/10/21/chartex" xmlns:cx3="http://schemas.microsoft.com/office/drawing/2016/5/9/chartex" xmlns:cx4="http://schemas.microsoft.com/office/drawing/2016/5/10/chartex" xmlns:cx5="http://schemas.microsoft.com/office/drawing/2016/5/11/chartex" xmlns:cx6="http://schemas.microsoft.com/office/drawing/2016/5/12/chartex" xmlns:cx7="http://schemas.microsoft.com/office/drawing/2016/5/13/chartex" xmlns:cx8="http://schemas.microsoft.com/office/drawing/2016/5/14/chartex" xmlns:mc="http://schemas.openxmlformats.org/markup-compatibility/2006" xmlns:aink="http://schemas.microsoft.com/office/drawing/2016/ink" xmlns:am3d="http://schemas.microsoft.com/office/drawing/2017/model3d" xmlns:o="urn:schemas-microsoft-com:office:office" xmlns:oel="http://schemas.microsoft.com/office/2019/extlst" xmlns:r="http://schemas.openxmlformats.org/officeDocument/2006/relationships" xmlns:m="http://schemas.openxmlformats.org/officeDocument/2006/math" xmlns:v="urn:schemas-microsoft-com:vml" xmlns:wp14="http://schemas.microsoft.com/office/word/2010/wordprocessingDrawing" xmlns:wp="http://schemas.openxmlformats.org/drawingml/2006/wordprocessingDrawing" xmlns:w10="urn:schemas-microsoft-com:office:word" xmlns:w="http://schemas.openxmlformats.org/wordprocessingml/2006/main" xmlns:w14="http://schemas.microsoft.com/office/word/2010/wordml" xmlns:w15="http://schemas.microsoft.com/office/word/2012/wordml" xmlns:w16cex="http://schemas.microsoft.com/office/word/2018/wordml/cex" xmlns:w16cid="http://schemas.microsoft.com/office/word/2016/wordml/cid" xmlns:w16="http://schemas.microsoft.com/office/word/2018/wordml" xmlns:w16du="http://schemas.microsoft.com/office/word/2023/wordml/word16du" xmlns:w16sdtdh="http://schemas.microsoft.com/office/word/2020/wordml/sdtdatahash" xmlns:w16sdtfl="http://schemas.microsoft.com/office/word/2024/wordml/sdtformatlock" xmlns:w16se="http://schemas.microsoft.com/office/word/2015/wordml/symex" xmlns:wpg="http://schemas.microsoft.com/office/word/2010/wordprocessingGroup" xmlns:wpi="http://schemas.microsoft.com/office/word/2010/wordprocessingInk" xmlns:wne="http://schemas.microsoft.com/office/word/2006/wordml" xmlns:wps="http://schemas.microsoft.com/office/word/2010/wordprocessingShape" mc:Ignorable="w14 w15 w16se w16cid w16 w16cex w16sdtdh w16sdtfl w16du wp14">
+<w:document xmlns:wpc="http://schemas.microsoft.com/office/word/2010/wordprocessingCanvas" xmlns:mc="http://schemas.openxmlformats.org/markup-compatibility/2006" xmlns:o="urn:schemas-microsoft-com:office:office" xmlns:r="http://schemas.openxmlformats.org/officeDocument/2006/relationships" xmlns:m="http://schemas.openxmlformats.org/officeDocument/2006/math" xmlns:v="urn:schemas-microsoft-com:vml" xmlns:wp14="http://schemas.microsoft.com/office/word/2010/wordprocessingDrawing" xmlns:wp="http://schemas.openxmlformats.org/drawingml/2006/wordprocessingDrawing" xmlns:w10="urn:schemas-microsoft-com:office:word" xmlns:w="http://schemas.openxmlformats.org/wordprocessingml/2006/main" xmlns:w14="http://schemas.microsoft.com/office/word/2010/wordml" xmlns:w15="http://schemas.microsoft.com/office/word/2012/wordml" xmlns:wpg="http://schemas.microsoft.com/office/word/2010/wordprocessingGroup" xmlns:wpi="http://schemas.microsoft.com/office/word/2010/wordprocessingInk" xmlns:wne="http://schemas.microsoft.com/office/word/2006/wordml" xmlns:wps="http://schemas.microsoft.com/office/word/2010/wordprocessingShape" mc:Ignorable="w14 w15 wp14">
   <w:body>
     <w:tbl>
       <w:tblPr>
-        <w:tblW w:w="22930" w:type="dxa"/>
+        <w:tblW w:w="22676" w:type="dxa"/>
         <w:tblBorders>
           <w:top w:val="single" w:sz="4" w:space="0" w:color="auto"/>
           <w:left w:val="single" w:sz="4" w:space="0" w:color="auto"/>
@@ -17,29 +17,31 @@
         <w:tblLook w:val="01E0" w:firstRow="1" w:lastRow="1" w:firstColumn="1" w:lastColumn="1" w:noHBand="0" w:noVBand="0"/>
       </w:tblPr>
       <w:tblGrid>
-        <w:gridCol w:w="456"/>
-        <w:gridCol w:w="456"/>
-        <w:gridCol w:w="456"/>
-        <w:gridCol w:w="456"/>
-        <w:gridCol w:w="564"/>
-        <w:gridCol w:w="839"/>
-        <w:gridCol w:w="567"/>
-        <w:gridCol w:w="567"/>
+        <w:gridCol w:w="510"/>
+        <w:gridCol w:w="510"/>
+        <w:gridCol w:w="510"/>
+        <w:gridCol w:w="510"/>
+        <w:gridCol w:w="510"/>
         <w:gridCol w:w="850"/>
-        <w:gridCol w:w="8859"/>
-        <w:gridCol w:w="8860"/>
+        <w:gridCol w:w="510"/>
+        <w:gridCol w:w="510"/>
+        <w:gridCol w:w="4876"/>
+        <w:gridCol w:w="4876"/>
+        <w:gridCol w:w="8504"/>
       </w:tblGrid>
       <w:tr>
         <w:tc>
           <w:tcPr>
-            <w:tcW w:w="456" w:type="dxa"/>
-          </w:tcPr>
-          <w:p>
-            <w:pPr>
-              <w:rPr>
-                <w:rFonts w:ascii="新細明體" w:hAnsi="新細明體"/>
-              </w:rPr>
-            </w:pPr>
+            <w:tcW w:w="510" w:type="dxa"/>
+          </w:tcPr>
+          <w:p>
+            <w:pPr>
+              <w:rPr>
+                <w:rFonts w:ascii="新細明體" w:hAnsi="新細明體"/>
+              </w:rPr>
+            </w:pPr>
+            <w:bookmarkStart w:id="0" w:name="_GoBack"/>
+            <w:bookmarkEnd w:id="0"/>
             <w:r>
               <w:rPr>
                 <w:rFonts w:ascii="新細明體" w:hAnsi="新細明體"/>
@@ -50,7 +52,7 @@
         </w:tc>
         <w:tc>
           <w:tcPr>
-            <w:tcW w:w="456" w:type="dxa"/>
+            <w:tcW w:w="510" w:type="dxa"/>
           </w:tcPr>
           <w:p>
             <w:pPr>
@@ -68,7 +70,7 @@
         </w:tc>
         <w:tc>
           <w:tcPr>
-            <w:tcW w:w="456" w:type="dxa"/>
+            <w:tcW w:w="510" w:type="dxa"/>
           </w:tcPr>
           <w:p>
             <w:pPr>
@@ -86,7 +88,7 @@
         </w:tc>
         <w:tc>
           <w:tcPr>
-            <w:tcW w:w="456" w:type="dxa"/>
+            <w:tcW w:w="510" w:type="dxa"/>
           </w:tcPr>
           <w:p>
             <w:pPr>
@@ -104,7 +106,7 @@
         </w:tc>
         <w:tc>
           <w:tcPr>
-            <w:tcW w:w="564" w:type="dxa"/>
+            <w:tcW w:w="510" w:type="dxa"/>
           </w:tcPr>
           <w:p>
             <w:pPr>
@@ -122,7 +124,7 @@
         </w:tc>
         <w:tc>
           <w:tcPr>
-            <w:tcW w:w="839" w:type="dxa"/>
+            <w:tcW w:w="850" w:type="dxa"/>
           </w:tcPr>
           <w:p>
             <w:pPr>
@@ -140,7 +142,7 @@
         </w:tc>
         <w:tc>
           <w:tcPr>
-            <w:tcW w:w="567" w:type="dxa"/>
+            <w:tcW w:w="510" w:type="dxa"/>
           </w:tcPr>
           <w:p>
             <w:pPr>
@@ -158,7 +160,7 @@
         </w:tc>
         <w:tc>
           <w:tcPr>
-            <w:tcW w:w="567" w:type="dxa"/>
+            <w:tcW w:w="510" w:type="dxa"/>
           </w:tcPr>
           <w:p>
             <w:pPr>
@@ -176,12 +178,12 @@
         </w:tc>
         <w:tc>
           <w:tcPr>
-            <w:tcW w:w="850" w:type="dxa"/>
-          </w:tcPr>
-          <w:p>
-            <w:pPr>
-              <w:rPr>
-                <w:rFonts w:ascii="新細明體" w:hAnsi="新細明體" w:hint="eastAsia"/>
+            <w:tcW w:w="4876" w:type="dxa"/>
+          </w:tcPr>
+          <w:p>
+            <w:pPr>
+              <w:rPr>
+                <w:rFonts w:ascii="新細明體" w:hAnsi="新細明體"/>
               </w:rPr>
             </w:pPr>
             <w:r>
@@ -200,7 +202,7 @@
         </w:tc>
         <w:tc>
           <w:tcPr>
-            <w:tcW w:w="8859" w:type="dxa"/>
+            <w:tcW w:w="4876" w:type="dxa"/>
           </w:tcPr>
           <w:p>
             <w:pPr>
@@ -218,7 +220,7 @@
         </w:tc>
         <w:tc>
           <w:tcPr>
-            <w:tcW w:w="8860" w:type="dxa"/>
+            <w:tcW w:w="8504" w:type="dxa"/>
           </w:tcPr>
           <w:p>
             <w:pPr>
@@ -244,12 +246,12 @@
       <w:tr>
         <w:tc>
           <w:tcPr>
-            <w:tcW w:w="456" w:type="dxa"/>
-          </w:tcPr>
-          <w:p>
-            <w:pPr>
-              <w:rPr>
-                <w:rFonts w:ascii="新細明體" w:hAnsi="新細明體" w:hint="eastAsia"/>
+            <w:tcW w:w="510" w:type="dxa"/>
+          </w:tcPr>
+          <w:p>
+            <w:pPr>
+              <w:rPr>
+                <w:rFonts w:ascii="新細明體" w:hAnsi="新細明體"/>
               </w:rPr>
             </w:pPr>
             <w:r>
@@ -262,7 +264,7 @@
         </w:tc>
         <w:tc>
           <w:tcPr>
-            <w:tcW w:w="456" w:type="dxa"/>
+            <w:tcW w:w="510" w:type="dxa"/>
           </w:tcPr>
           <w:p>
             <w:pPr>
@@ -286,31 +288,31 @@
         </w:tc>
         <w:tc>
           <w:tcPr>
-            <w:tcW w:w="456" w:type="dxa"/>
-          </w:tcPr>
-          <w:p>
-            <w:pPr>
-              <w:rPr>
-                <w:rFonts w:ascii="新細明體" w:hAnsi="新細明體"/>
-              </w:rPr>
-            </w:pPr>
-          </w:p>
-        </w:tc>
-        <w:tc>
-          <w:tcPr>
-            <w:tcW w:w="456" w:type="dxa"/>
-          </w:tcPr>
-          <w:p>
-            <w:pPr>
-              <w:rPr>
-                <w:rFonts w:ascii="新細明體" w:hAnsi="新細明體"/>
-              </w:rPr>
-            </w:pPr>
-          </w:p>
-        </w:tc>
-        <w:tc>
-          <w:tcPr>
-            <w:tcW w:w="564" w:type="dxa"/>
+            <w:tcW w:w="510" w:type="dxa"/>
+          </w:tcPr>
+          <w:p>
+            <w:pPr>
+              <w:rPr>
+                <w:rFonts w:ascii="新細明體" w:hAnsi="新細明體"/>
+              </w:rPr>
+            </w:pPr>
+          </w:p>
+        </w:tc>
+        <w:tc>
+          <w:tcPr>
+            <w:tcW w:w="510" w:type="dxa"/>
+          </w:tcPr>
+          <w:p>
+            <w:pPr>
+              <w:rPr>
+                <w:rFonts w:ascii="新細明體" w:hAnsi="新細明體"/>
+              </w:rPr>
+            </w:pPr>
+          </w:p>
+        </w:tc>
+        <w:tc>
+          <w:tcPr>
+            <w:tcW w:w="510" w:type="dxa"/>
           </w:tcPr>
           <w:p>
             <w:pPr>
@@ -328,7 +330,7 @@
         </w:tc>
         <w:tc>
           <w:tcPr>
-            <w:tcW w:w="839" w:type="dxa"/>
+            <w:tcW w:w="850" w:type="dxa"/>
           </w:tcPr>
           <w:p>
             <w:pPr>
@@ -346,7 +348,7 @@
         </w:tc>
         <w:tc>
           <w:tcPr>
-            <w:tcW w:w="567" w:type="dxa"/>
+            <w:tcW w:w="510" w:type="dxa"/>
           </w:tcPr>
           <w:p>
             <w:pPr>
@@ -364,7 +366,7 @@
         </w:tc>
         <w:tc>
           <w:tcPr>
-            <w:tcW w:w="567" w:type="dxa"/>
+            <w:tcW w:w="510" w:type="dxa"/>
           </w:tcPr>
           <w:p>
             <w:pPr>
@@ -382,12 +384,12 @@
         </w:tc>
         <w:tc>
           <w:tcPr>
-            <w:tcW w:w="850" w:type="dxa"/>
-          </w:tcPr>
-          <w:p>
-            <w:pPr>
-              <w:rPr>
-                <w:rFonts w:ascii="新細明體" w:hAnsi="新細明體" w:hint="eastAsia"/>
+            <w:tcW w:w="4876" w:type="dxa"/>
+          </w:tcPr>
+          <w:p>
+            <w:pPr>
+              <w:rPr>
+                <w:rFonts w:ascii="新細明體" w:hAnsi="新細明體"/>
               </w:rPr>
             </w:pPr>
             <w:r>
@@ -400,12 +402,12 @@
         </w:tc>
         <w:tc>
           <w:tcPr>
-            <w:tcW w:w="8859" w:type="dxa"/>
-          </w:tcPr>
-          <w:p>
-            <w:pPr>
-              <w:rPr>
-                <w:rFonts w:ascii="新細明體" w:hAnsi="新細明體" w:hint="eastAsia"/>
+            <w:tcW w:w="4876" w:type="dxa"/>
+          </w:tcPr>
+          <w:p>
+            <w:pPr>
+              <w:rPr>
+                <w:rFonts w:ascii="新細明體" w:hAnsi="新細明體"/>
               </w:rPr>
             </w:pPr>
             <w:r>
@@ -418,12 +420,12 @@
         </w:tc>
         <w:tc>
           <w:tcPr>
-            <w:tcW w:w="8860" w:type="dxa"/>
-          </w:tcPr>
-          <w:p>
-            <w:pPr>
-              <w:rPr>
-                <w:rFonts w:ascii="新細明體" w:hAnsi="新細明體" w:hint="eastAsia"/>
+            <w:tcW w:w="8504" w:type="dxa"/>
+          </w:tcPr>
+          <w:p>
+            <w:pPr>
+              <w:rPr>
+                <w:rFonts w:ascii="新細明體" w:hAnsi="新細明體"/>
               </w:rPr>
             </w:pPr>
           </w:p>
@@ -432,18 +434,18 @@
       <w:tr>
         <w:tc>
           <w:tcPr>
-            <w:tcW w:w="456" w:type="dxa"/>
-            <w:tcBorders>
-              <w:top w:val="single" w:sz="4" w:space="0" w:color="auto"/>
-              <w:left w:val="single" w:sz="4" w:space="0" w:color="auto"/>
-              <w:bottom w:val="single" w:sz="4" w:space="0" w:color="auto"/>
-              <w:right w:val="single" w:sz="4" w:space="0" w:color="auto"/>
-            </w:tcBorders>
-          </w:tcPr>
-          <w:p>
-            <w:pPr>
-              <w:rPr>
-                <w:rFonts w:ascii="新細明體" w:hAnsi="新細明體" w:hint="eastAsia"/>
+            <w:tcW w:w="510" w:type="dxa"/>
+            <w:tcBorders>
+              <w:top w:val="single" w:sz="4" w:space="0" w:color="auto"/>
+              <w:left w:val="single" w:sz="4" w:space="0" w:color="auto"/>
+              <w:bottom w:val="single" w:sz="4" w:space="0" w:color="auto"/>
+              <w:right w:val="single" w:sz="4" w:space="0" w:color="auto"/>
+            </w:tcBorders>
+          </w:tcPr>
+          <w:p>
+            <w:pPr>
+              <w:rPr>
+                <w:rFonts w:ascii="新細明體" w:hAnsi="新細明體"/>
               </w:rPr>
             </w:pPr>
             <w:r>
@@ -456,7 +458,7 @@
         </w:tc>
         <w:tc>
           <w:tcPr>
-            <w:tcW w:w="456" w:type="dxa"/>
+            <w:tcW w:w="510" w:type="dxa"/>
             <w:tcBorders>
               <w:top w:val="single" w:sz="4" w:space="0" w:color="auto"/>
               <w:left w:val="single" w:sz="4" w:space="0" w:color="auto"/>
@@ -480,43 +482,43 @@
         </w:tc>
         <w:tc>
           <w:tcPr>
-            <w:tcW w:w="456" w:type="dxa"/>
-            <w:tcBorders>
-              <w:top w:val="single" w:sz="4" w:space="0" w:color="auto"/>
-              <w:left w:val="single" w:sz="4" w:space="0" w:color="auto"/>
-              <w:bottom w:val="single" w:sz="4" w:space="0" w:color="auto"/>
-              <w:right w:val="single" w:sz="4" w:space="0" w:color="auto"/>
-            </w:tcBorders>
-          </w:tcPr>
-          <w:p>
-            <w:pPr>
-              <w:rPr>
-                <w:rFonts w:ascii="新細明體" w:hAnsi="新細明體"/>
-              </w:rPr>
-            </w:pPr>
-          </w:p>
-        </w:tc>
-        <w:tc>
-          <w:tcPr>
-            <w:tcW w:w="456" w:type="dxa"/>
-            <w:tcBorders>
-              <w:top w:val="single" w:sz="4" w:space="0" w:color="auto"/>
-              <w:left w:val="single" w:sz="4" w:space="0" w:color="auto"/>
-              <w:bottom w:val="single" w:sz="4" w:space="0" w:color="auto"/>
-              <w:right w:val="single" w:sz="4" w:space="0" w:color="auto"/>
-            </w:tcBorders>
-          </w:tcPr>
-          <w:p>
-            <w:pPr>
-              <w:rPr>
-                <w:rFonts w:ascii="新細明體" w:hAnsi="新細明體"/>
-              </w:rPr>
-            </w:pPr>
-          </w:p>
-        </w:tc>
-        <w:tc>
-          <w:tcPr>
-            <w:tcW w:w="564" w:type="dxa"/>
+            <w:tcW w:w="510" w:type="dxa"/>
+            <w:tcBorders>
+              <w:top w:val="single" w:sz="4" w:space="0" w:color="auto"/>
+              <w:left w:val="single" w:sz="4" w:space="0" w:color="auto"/>
+              <w:bottom w:val="single" w:sz="4" w:space="0" w:color="auto"/>
+              <w:right w:val="single" w:sz="4" w:space="0" w:color="auto"/>
+            </w:tcBorders>
+          </w:tcPr>
+          <w:p>
+            <w:pPr>
+              <w:rPr>
+                <w:rFonts w:ascii="新細明體" w:hAnsi="新細明體"/>
+              </w:rPr>
+            </w:pPr>
+          </w:p>
+        </w:tc>
+        <w:tc>
+          <w:tcPr>
+            <w:tcW w:w="510" w:type="dxa"/>
+            <w:tcBorders>
+              <w:top w:val="single" w:sz="4" w:space="0" w:color="auto"/>
+              <w:left w:val="single" w:sz="4" w:space="0" w:color="auto"/>
+              <w:bottom w:val="single" w:sz="4" w:space="0" w:color="auto"/>
+              <w:right w:val="single" w:sz="4" w:space="0" w:color="auto"/>
+            </w:tcBorders>
+          </w:tcPr>
+          <w:p>
+            <w:pPr>
+              <w:rPr>
+                <w:rFonts w:ascii="新細明體" w:hAnsi="新細明體"/>
+              </w:rPr>
+            </w:pPr>
+          </w:p>
+        </w:tc>
+        <w:tc>
+          <w:tcPr>
+            <w:tcW w:w="510" w:type="dxa"/>
             <w:tcBorders>
               <w:top w:val="single" w:sz="4" w:space="0" w:color="auto"/>
               <w:left w:val="single" w:sz="4" w:space="0" w:color="auto"/>
@@ -540,7 +542,7 @@
         </w:tc>
         <w:tc>
           <w:tcPr>
-            <w:tcW w:w="839" w:type="dxa"/>
+            <w:tcW w:w="850" w:type="dxa"/>
             <w:tcBorders>
               <w:top w:val="single" w:sz="4" w:space="0" w:color="auto"/>
               <w:left w:val="single" w:sz="4" w:space="0" w:color="auto"/>
@@ -570,7 +572,7 @@
         </w:tc>
         <w:tc>
           <w:tcPr>
-            <w:tcW w:w="567" w:type="dxa"/>
+            <w:tcW w:w="510" w:type="dxa"/>
             <w:tcBorders>
               <w:top w:val="single" w:sz="4" w:space="0" w:color="auto"/>
               <w:left w:val="single" w:sz="4" w:space="0" w:color="auto"/>
@@ -594,7 +596,7 @@
         </w:tc>
         <w:tc>
           <w:tcPr>
-            <w:tcW w:w="567" w:type="dxa"/>
+            <w:tcW w:w="510" w:type="dxa"/>
             <w:tcBorders>
               <w:top w:val="single" w:sz="4" w:space="0" w:color="auto"/>
               <w:left w:val="single" w:sz="4" w:space="0" w:color="auto"/>
@@ -618,18 +620,18 @@
         </w:tc>
         <w:tc>
           <w:tcPr>
-            <w:tcW w:w="850" w:type="dxa"/>
-            <w:tcBorders>
-              <w:top w:val="single" w:sz="4" w:space="0" w:color="auto"/>
-              <w:left w:val="single" w:sz="4" w:space="0" w:color="auto"/>
-              <w:bottom w:val="single" w:sz="4" w:space="0" w:color="auto"/>
-              <w:right w:val="single" w:sz="4" w:space="0" w:color="auto"/>
-            </w:tcBorders>
-          </w:tcPr>
-          <w:p>
-            <w:pPr>
-              <w:rPr>
-                <w:rFonts w:ascii="新細明體" w:hAnsi="新細明體" w:hint="eastAsia"/>
+            <w:tcW w:w="4876" w:type="dxa"/>
+            <w:tcBorders>
+              <w:top w:val="single" w:sz="4" w:space="0" w:color="auto"/>
+              <w:left w:val="single" w:sz="4" w:space="0" w:color="auto"/>
+              <w:bottom w:val="single" w:sz="4" w:space="0" w:color="auto"/>
+              <w:right w:val="single" w:sz="4" w:space="0" w:color="auto"/>
+            </w:tcBorders>
+          </w:tcPr>
+          <w:p>
+            <w:pPr>
+              <w:rPr>
+                <w:rFonts w:ascii="新細明體" w:hAnsi="新細明體"/>
               </w:rPr>
             </w:pPr>
             <w:r>
@@ -642,18 +644,18 @@
         </w:tc>
         <w:tc>
           <w:tcPr>
-            <w:tcW w:w="8859" w:type="dxa"/>
-            <w:tcBorders>
-              <w:top w:val="single" w:sz="4" w:space="0" w:color="auto"/>
-              <w:left w:val="single" w:sz="4" w:space="0" w:color="auto"/>
-              <w:bottom w:val="single" w:sz="4" w:space="0" w:color="auto"/>
-              <w:right w:val="single" w:sz="4" w:space="0" w:color="auto"/>
-            </w:tcBorders>
-          </w:tcPr>
-          <w:p>
-            <w:pPr>
-              <w:rPr>
-                <w:rFonts w:ascii="新細明體" w:hAnsi="新細明體" w:hint="eastAsia"/>
+            <w:tcW w:w="4876" w:type="dxa"/>
+            <w:tcBorders>
+              <w:top w:val="single" w:sz="4" w:space="0" w:color="auto"/>
+              <w:left w:val="single" w:sz="4" w:space="0" w:color="auto"/>
+              <w:bottom w:val="single" w:sz="4" w:space="0" w:color="auto"/>
+              <w:right w:val="single" w:sz="4" w:space="0" w:color="auto"/>
+            </w:tcBorders>
+          </w:tcPr>
+          <w:p>
+            <w:pPr>
+              <w:rPr>
+                <w:rFonts w:ascii="新細明體" w:hAnsi="新細明體"/>
               </w:rPr>
             </w:pPr>
             <w:r>
@@ -666,7 +668,7 @@
         </w:tc>
         <w:tc>
           <w:tcPr>
-            <w:tcW w:w="8860" w:type="dxa"/>
+            <w:tcW w:w="8504" w:type="dxa"/>
             <w:tcBorders>
               <w:top w:val="single" w:sz="4" w:space="0" w:color="auto"/>
               <w:left w:val="single" w:sz="4" w:space="0" w:color="auto"/>
@@ -692,18 +694,18 @@
       <w:tr>
         <w:tc>
           <w:tcPr>
-            <w:tcW w:w="456" w:type="dxa"/>
-            <w:tcBorders>
-              <w:top w:val="single" w:sz="4" w:space="0" w:color="auto"/>
-              <w:left w:val="single" w:sz="4" w:space="0" w:color="auto"/>
-              <w:bottom w:val="single" w:sz="4" w:space="0" w:color="auto"/>
-              <w:right w:val="single" w:sz="4" w:space="0" w:color="auto"/>
-            </w:tcBorders>
-          </w:tcPr>
-          <w:p>
-            <w:pPr>
-              <w:rPr>
-                <w:rFonts w:ascii="新細明體" w:hAnsi="新細明體" w:hint="eastAsia"/>
+            <w:tcW w:w="510" w:type="dxa"/>
+            <w:tcBorders>
+              <w:top w:val="single" w:sz="4" w:space="0" w:color="auto"/>
+              <w:left w:val="single" w:sz="4" w:space="0" w:color="auto"/>
+              <w:bottom w:val="single" w:sz="4" w:space="0" w:color="auto"/>
+              <w:right w:val="single" w:sz="4" w:space="0" w:color="auto"/>
+            </w:tcBorders>
+          </w:tcPr>
+          <w:p>
+            <w:pPr>
+              <w:rPr>
+                <w:rFonts w:ascii="新細明體" w:hAnsi="新細明體"/>
               </w:rPr>
             </w:pPr>
             <w:r>
@@ -716,7 +718,7 @@
         </w:tc>
         <w:tc>
           <w:tcPr>
-            <w:tcW w:w="456" w:type="dxa"/>
+            <w:tcW w:w="510" w:type="dxa"/>
             <w:tcBorders>
               <w:top w:val="single" w:sz="4" w:space="0" w:color="auto"/>
               <w:left w:val="single" w:sz="4" w:space="0" w:color="auto"/>
@@ -740,43 +742,43 @@
         </w:tc>
         <w:tc>
           <w:tcPr>
-            <w:tcW w:w="456" w:type="dxa"/>
-            <w:tcBorders>
-              <w:top w:val="single" w:sz="4" w:space="0" w:color="auto"/>
-              <w:left w:val="single" w:sz="4" w:space="0" w:color="auto"/>
-              <w:bottom w:val="single" w:sz="4" w:space="0" w:color="auto"/>
-              <w:right w:val="single" w:sz="4" w:space="0" w:color="auto"/>
-            </w:tcBorders>
-          </w:tcPr>
-          <w:p>
-            <w:pPr>
-              <w:rPr>
-                <w:rFonts w:ascii="新細明體" w:hAnsi="新細明體"/>
-              </w:rPr>
-            </w:pPr>
-          </w:p>
-        </w:tc>
-        <w:tc>
-          <w:tcPr>
-            <w:tcW w:w="456" w:type="dxa"/>
-            <w:tcBorders>
-              <w:top w:val="single" w:sz="4" w:space="0" w:color="auto"/>
-              <w:left w:val="single" w:sz="4" w:space="0" w:color="auto"/>
-              <w:bottom w:val="single" w:sz="4" w:space="0" w:color="auto"/>
-              <w:right w:val="single" w:sz="4" w:space="0" w:color="auto"/>
-            </w:tcBorders>
-          </w:tcPr>
-          <w:p>
-            <w:pPr>
-              <w:rPr>
-                <w:rFonts w:ascii="新細明體" w:hAnsi="新細明體"/>
-              </w:rPr>
-            </w:pPr>
-          </w:p>
-        </w:tc>
-        <w:tc>
-          <w:tcPr>
-            <w:tcW w:w="564" w:type="dxa"/>
+            <w:tcW w:w="510" w:type="dxa"/>
+            <w:tcBorders>
+              <w:top w:val="single" w:sz="4" w:space="0" w:color="auto"/>
+              <w:left w:val="single" w:sz="4" w:space="0" w:color="auto"/>
+              <w:bottom w:val="single" w:sz="4" w:space="0" w:color="auto"/>
+              <w:right w:val="single" w:sz="4" w:space="0" w:color="auto"/>
+            </w:tcBorders>
+          </w:tcPr>
+          <w:p>
+            <w:pPr>
+              <w:rPr>
+                <w:rFonts w:ascii="新細明體" w:hAnsi="新細明體"/>
+              </w:rPr>
+            </w:pPr>
+          </w:p>
+        </w:tc>
+        <w:tc>
+          <w:tcPr>
+            <w:tcW w:w="510" w:type="dxa"/>
+            <w:tcBorders>
+              <w:top w:val="single" w:sz="4" w:space="0" w:color="auto"/>
+              <w:left w:val="single" w:sz="4" w:space="0" w:color="auto"/>
+              <w:bottom w:val="single" w:sz="4" w:space="0" w:color="auto"/>
+              <w:right w:val="single" w:sz="4" w:space="0" w:color="auto"/>
+            </w:tcBorders>
+          </w:tcPr>
+          <w:p>
+            <w:pPr>
+              <w:rPr>
+                <w:rFonts w:ascii="新細明體" w:hAnsi="新細明體"/>
+              </w:rPr>
+            </w:pPr>
+          </w:p>
+        </w:tc>
+        <w:tc>
+          <w:tcPr>
+            <w:tcW w:w="510" w:type="dxa"/>
             <w:tcBorders>
               <w:top w:val="single" w:sz="4" w:space="0" w:color="auto"/>
               <w:left w:val="single" w:sz="4" w:space="0" w:color="auto"/>
@@ -800,7 +802,7 @@
         </w:tc>
         <w:tc>
           <w:tcPr>
-            <w:tcW w:w="839" w:type="dxa"/>
+            <w:tcW w:w="850" w:type="dxa"/>
             <w:tcBorders>
               <w:top w:val="single" w:sz="4" w:space="0" w:color="auto"/>
               <w:left w:val="single" w:sz="4" w:space="0" w:color="auto"/>
@@ -824,7 +826,7 @@
         </w:tc>
         <w:tc>
           <w:tcPr>
-            <w:tcW w:w="567" w:type="dxa"/>
+            <w:tcW w:w="510" w:type="dxa"/>
             <w:tcBorders>
               <w:top w:val="single" w:sz="4" w:space="0" w:color="auto"/>
               <w:left w:val="single" w:sz="4" w:space="0" w:color="auto"/>
@@ -848,7 +850,7 @@
         </w:tc>
         <w:tc>
           <w:tcPr>
-            <w:tcW w:w="567" w:type="dxa"/>
+            <w:tcW w:w="510" w:type="dxa"/>
             <w:tcBorders>
               <w:top w:val="single" w:sz="4" w:space="0" w:color="auto"/>
               <w:left w:val="single" w:sz="4" w:space="0" w:color="auto"/>
@@ -872,18 +874,18 @@
         </w:tc>
         <w:tc>
           <w:tcPr>
-            <w:tcW w:w="850" w:type="dxa"/>
-            <w:tcBorders>
-              <w:top w:val="single" w:sz="4" w:space="0" w:color="auto"/>
-              <w:left w:val="single" w:sz="4" w:space="0" w:color="auto"/>
-              <w:bottom w:val="single" w:sz="4" w:space="0" w:color="auto"/>
-              <w:right w:val="single" w:sz="4" w:space="0" w:color="auto"/>
-            </w:tcBorders>
-          </w:tcPr>
-          <w:p>
-            <w:pPr>
-              <w:rPr>
-                <w:rFonts w:ascii="新細明體" w:hAnsi="新細明體" w:hint="eastAsia"/>
+            <w:tcW w:w="4876" w:type="dxa"/>
+            <w:tcBorders>
+              <w:top w:val="single" w:sz="4" w:space="0" w:color="auto"/>
+              <w:left w:val="single" w:sz="4" w:space="0" w:color="auto"/>
+              <w:bottom w:val="single" w:sz="4" w:space="0" w:color="auto"/>
+              <w:right w:val="single" w:sz="4" w:space="0" w:color="auto"/>
+            </w:tcBorders>
+          </w:tcPr>
+          <w:p>
+            <w:pPr>
+              <w:rPr>
+                <w:rFonts w:ascii="新細明體" w:hAnsi="新細明體"/>
               </w:rPr>
             </w:pPr>
             <w:r>
@@ -896,18 +898,18 @@
         </w:tc>
         <w:tc>
           <w:tcPr>
-            <w:tcW w:w="8859" w:type="dxa"/>
-            <w:tcBorders>
-              <w:top w:val="single" w:sz="4" w:space="0" w:color="auto"/>
-              <w:left w:val="single" w:sz="4" w:space="0" w:color="auto"/>
-              <w:bottom w:val="single" w:sz="4" w:space="0" w:color="auto"/>
-              <w:right w:val="single" w:sz="4" w:space="0" w:color="auto"/>
-            </w:tcBorders>
-          </w:tcPr>
-          <w:p>
-            <w:pPr>
-              <w:rPr>
-                <w:rFonts w:ascii="新細明體" w:hAnsi="新細明體" w:hint="eastAsia"/>
+            <w:tcW w:w="4876" w:type="dxa"/>
+            <w:tcBorders>
+              <w:top w:val="single" w:sz="4" w:space="0" w:color="auto"/>
+              <w:left w:val="single" w:sz="4" w:space="0" w:color="auto"/>
+              <w:bottom w:val="single" w:sz="4" w:space="0" w:color="auto"/>
+              <w:right w:val="single" w:sz="4" w:space="0" w:color="auto"/>
+            </w:tcBorders>
+          </w:tcPr>
+          <w:p>
+            <w:pPr>
+              <w:rPr>
+                <w:rFonts w:ascii="新細明體" w:hAnsi="新細明體"/>
               </w:rPr>
             </w:pPr>
             <w:r>
@@ -932,7 +934,7 @@
         </w:tc>
         <w:tc>
           <w:tcPr>
-            <w:tcW w:w="8860" w:type="dxa"/>
+            <w:tcW w:w="8504" w:type="dxa"/>
             <w:tcBorders>
               <w:top w:val="single" w:sz="4" w:space="0" w:color="auto"/>
               <w:left w:val="single" w:sz="4" w:space="0" w:color="auto"/>
@@ -952,18 +954,18 @@
       <w:tr>
         <w:tc>
           <w:tcPr>
-            <w:tcW w:w="456" w:type="dxa"/>
-            <w:tcBorders>
-              <w:top w:val="single" w:sz="4" w:space="0" w:color="auto"/>
-              <w:left w:val="single" w:sz="4" w:space="0" w:color="auto"/>
-              <w:bottom w:val="single" w:sz="4" w:space="0" w:color="auto"/>
-              <w:right w:val="single" w:sz="4" w:space="0" w:color="auto"/>
-            </w:tcBorders>
-          </w:tcPr>
-          <w:p>
-            <w:pPr>
-              <w:rPr>
-                <w:rFonts w:ascii="新細明體" w:hAnsi="新細明體" w:hint="eastAsia"/>
+            <w:tcW w:w="510" w:type="dxa"/>
+            <w:tcBorders>
+              <w:top w:val="single" w:sz="4" w:space="0" w:color="auto"/>
+              <w:left w:val="single" w:sz="4" w:space="0" w:color="auto"/>
+              <w:bottom w:val="single" w:sz="4" w:space="0" w:color="auto"/>
+              <w:right w:val="single" w:sz="4" w:space="0" w:color="auto"/>
+            </w:tcBorders>
+          </w:tcPr>
+          <w:p>
+            <w:pPr>
+              <w:rPr>
+                <w:rFonts w:ascii="新細明體" w:hAnsi="新細明體"/>
               </w:rPr>
             </w:pPr>
             <w:r>
@@ -976,7 +978,7 @@
         </w:tc>
         <w:tc>
           <w:tcPr>
-            <w:tcW w:w="456" w:type="dxa"/>
+            <w:tcW w:w="510" w:type="dxa"/>
             <w:tcBorders>
               <w:top w:val="single" w:sz="4" w:space="0" w:color="auto"/>
               <w:left w:val="single" w:sz="4" w:space="0" w:color="auto"/>
@@ -1000,43 +1002,43 @@
         </w:tc>
         <w:tc>
           <w:tcPr>
-            <w:tcW w:w="456" w:type="dxa"/>
-            <w:tcBorders>
-              <w:top w:val="single" w:sz="4" w:space="0" w:color="auto"/>
-              <w:left w:val="single" w:sz="4" w:space="0" w:color="auto"/>
-              <w:bottom w:val="single" w:sz="4" w:space="0" w:color="auto"/>
-              <w:right w:val="single" w:sz="4" w:space="0" w:color="auto"/>
-            </w:tcBorders>
-          </w:tcPr>
-          <w:p>
-            <w:pPr>
-              <w:rPr>
-                <w:rFonts w:ascii="新細明體" w:hAnsi="新細明體"/>
-              </w:rPr>
-            </w:pPr>
-          </w:p>
-        </w:tc>
-        <w:tc>
-          <w:tcPr>
-            <w:tcW w:w="456" w:type="dxa"/>
-            <w:tcBorders>
-              <w:top w:val="single" w:sz="4" w:space="0" w:color="auto"/>
-              <w:left w:val="single" w:sz="4" w:space="0" w:color="auto"/>
-              <w:bottom w:val="single" w:sz="4" w:space="0" w:color="auto"/>
-              <w:right w:val="single" w:sz="4" w:space="0" w:color="auto"/>
-            </w:tcBorders>
-          </w:tcPr>
-          <w:p>
-            <w:pPr>
-              <w:rPr>
-                <w:rFonts w:ascii="新細明體" w:hAnsi="新細明體"/>
-              </w:rPr>
-            </w:pPr>
-          </w:p>
-        </w:tc>
-        <w:tc>
-          <w:tcPr>
-            <w:tcW w:w="564" w:type="dxa"/>
+            <w:tcW w:w="510" w:type="dxa"/>
+            <w:tcBorders>
+              <w:top w:val="single" w:sz="4" w:space="0" w:color="auto"/>
+              <w:left w:val="single" w:sz="4" w:space="0" w:color="auto"/>
+              <w:bottom w:val="single" w:sz="4" w:space="0" w:color="auto"/>
+              <w:right w:val="single" w:sz="4" w:space="0" w:color="auto"/>
+            </w:tcBorders>
+          </w:tcPr>
+          <w:p>
+            <w:pPr>
+              <w:rPr>
+                <w:rFonts w:ascii="新細明體" w:hAnsi="新細明體"/>
+              </w:rPr>
+            </w:pPr>
+          </w:p>
+        </w:tc>
+        <w:tc>
+          <w:tcPr>
+            <w:tcW w:w="510" w:type="dxa"/>
+            <w:tcBorders>
+              <w:top w:val="single" w:sz="4" w:space="0" w:color="auto"/>
+              <w:left w:val="single" w:sz="4" w:space="0" w:color="auto"/>
+              <w:bottom w:val="single" w:sz="4" w:space="0" w:color="auto"/>
+              <w:right w:val="single" w:sz="4" w:space="0" w:color="auto"/>
+            </w:tcBorders>
+          </w:tcPr>
+          <w:p>
+            <w:pPr>
+              <w:rPr>
+                <w:rFonts w:ascii="新細明體" w:hAnsi="新細明體"/>
+              </w:rPr>
+            </w:pPr>
+          </w:p>
+        </w:tc>
+        <w:tc>
+          <w:tcPr>
+            <w:tcW w:w="510" w:type="dxa"/>
             <w:tcBorders>
               <w:top w:val="single" w:sz="4" w:space="0" w:color="auto"/>
               <w:left w:val="single" w:sz="4" w:space="0" w:color="auto"/>
@@ -1060,7 +1062,7 @@
         </w:tc>
         <w:tc>
           <w:tcPr>
-            <w:tcW w:w="839" w:type="dxa"/>
+            <w:tcW w:w="850" w:type="dxa"/>
             <w:tcBorders>
               <w:top w:val="single" w:sz="4" w:space="0" w:color="auto"/>
               <w:left w:val="single" w:sz="4" w:space="0" w:color="auto"/>
@@ -1084,7 +1086,7 @@
         </w:tc>
         <w:tc>
           <w:tcPr>
-            <w:tcW w:w="567" w:type="dxa"/>
+            <w:tcW w:w="510" w:type="dxa"/>
             <w:tcBorders>
               <w:top w:val="single" w:sz="4" w:space="0" w:color="auto"/>
               <w:left w:val="single" w:sz="4" w:space="0" w:color="auto"/>
@@ -1108,7 +1110,7 @@
         </w:tc>
         <w:tc>
           <w:tcPr>
-            <w:tcW w:w="567" w:type="dxa"/>
+            <w:tcW w:w="510" w:type="dxa"/>
             <w:tcBorders>
               <w:top w:val="single" w:sz="4" w:space="0" w:color="auto"/>
               <w:left w:val="single" w:sz="4" w:space="0" w:color="auto"/>
@@ -1132,18 +1134,18 @@
         </w:tc>
         <w:tc>
           <w:tcPr>
-            <w:tcW w:w="850" w:type="dxa"/>
-            <w:tcBorders>
-              <w:top w:val="single" w:sz="4" w:space="0" w:color="auto"/>
-              <w:left w:val="single" w:sz="4" w:space="0" w:color="auto"/>
-              <w:bottom w:val="single" w:sz="4" w:space="0" w:color="auto"/>
-              <w:right w:val="single" w:sz="4" w:space="0" w:color="auto"/>
-            </w:tcBorders>
-          </w:tcPr>
-          <w:p>
-            <w:pPr>
-              <w:rPr>
-                <w:rFonts w:ascii="新細明體" w:hAnsi="新細明體" w:hint="eastAsia"/>
+            <w:tcW w:w="4876" w:type="dxa"/>
+            <w:tcBorders>
+              <w:top w:val="single" w:sz="4" w:space="0" w:color="auto"/>
+              <w:left w:val="single" w:sz="4" w:space="0" w:color="auto"/>
+              <w:bottom w:val="single" w:sz="4" w:space="0" w:color="auto"/>
+              <w:right w:val="single" w:sz="4" w:space="0" w:color="auto"/>
+            </w:tcBorders>
+          </w:tcPr>
+          <w:p>
+            <w:pPr>
+              <w:rPr>
+                <w:rFonts w:ascii="新細明體" w:hAnsi="新細明體"/>
               </w:rPr>
             </w:pPr>
             <w:r>
@@ -1156,18 +1158,18 @@
         </w:tc>
         <w:tc>
           <w:tcPr>
-            <w:tcW w:w="8859" w:type="dxa"/>
-            <w:tcBorders>
-              <w:top w:val="single" w:sz="4" w:space="0" w:color="auto"/>
-              <w:left w:val="single" w:sz="4" w:space="0" w:color="auto"/>
-              <w:bottom w:val="single" w:sz="4" w:space="0" w:color="auto"/>
-              <w:right w:val="single" w:sz="4" w:space="0" w:color="auto"/>
-            </w:tcBorders>
-          </w:tcPr>
-          <w:p>
-            <w:pPr>
-              <w:rPr>
-                <w:rFonts w:ascii="新細明體" w:hAnsi="新細明體" w:hint="eastAsia"/>
+            <w:tcW w:w="4876" w:type="dxa"/>
+            <w:tcBorders>
+              <w:top w:val="single" w:sz="4" w:space="0" w:color="auto"/>
+              <w:left w:val="single" w:sz="4" w:space="0" w:color="auto"/>
+              <w:bottom w:val="single" w:sz="4" w:space="0" w:color="auto"/>
+              <w:right w:val="single" w:sz="4" w:space="0" w:color="auto"/>
+            </w:tcBorders>
+          </w:tcPr>
+          <w:p>
+            <w:pPr>
+              <w:rPr>
+                <w:rFonts w:ascii="新細明體" w:hAnsi="新細明體"/>
               </w:rPr>
             </w:pPr>
             <w:r>
@@ -1240,18 +1242,18 @@
         </w:tc>
         <w:tc>
           <w:tcPr>
-            <w:tcW w:w="8860" w:type="dxa"/>
-            <w:tcBorders>
-              <w:top w:val="single" w:sz="4" w:space="0" w:color="auto"/>
-              <w:left w:val="single" w:sz="4" w:space="0" w:color="auto"/>
-              <w:bottom w:val="single" w:sz="4" w:space="0" w:color="auto"/>
-              <w:right w:val="single" w:sz="4" w:space="0" w:color="auto"/>
-            </w:tcBorders>
-          </w:tcPr>
-          <w:p>
-            <w:pPr>
-              <w:rPr>
-                <w:rFonts w:ascii="新細明體" w:hAnsi="新細明體" w:hint="eastAsia"/>
+            <w:tcW w:w="8504" w:type="dxa"/>
+            <w:tcBorders>
+              <w:top w:val="single" w:sz="4" w:space="0" w:color="auto"/>
+              <w:left w:val="single" w:sz="4" w:space="0" w:color="auto"/>
+              <w:bottom w:val="single" w:sz="4" w:space="0" w:color="auto"/>
+              <w:right w:val="single" w:sz="4" w:space="0" w:color="auto"/>
+            </w:tcBorders>
+          </w:tcPr>
+          <w:p>
+            <w:pPr>
+              <w:rPr>
+                <w:rFonts w:ascii="新細明體" w:hAnsi="新細明體"/>
               </w:rPr>
             </w:pPr>
           </w:p>
@@ -1260,18 +1262,18 @@
       <w:tr>
         <w:tc>
           <w:tcPr>
-            <w:tcW w:w="456" w:type="dxa"/>
-            <w:tcBorders>
-              <w:top w:val="single" w:sz="4" w:space="0" w:color="auto"/>
-              <w:left w:val="single" w:sz="4" w:space="0" w:color="auto"/>
-              <w:bottom w:val="single" w:sz="4" w:space="0" w:color="auto"/>
-              <w:right w:val="single" w:sz="4" w:space="0" w:color="auto"/>
-            </w:tcBorders>
-          </w:tcPr>
-          <w:p>
-            <w:pPr>
-              <w:rPr>
-                <w:rFonts w:ascii="新細明體" w:hAnsi="新細明體" w:hint="eastAsia"/>
+            <w:tcW w:w="510" w:type="dxa"/>
+            <w:tcBorders>
+              <w:top w:val="single" w:sz="4" w:space="0" w:color="auto"/>
+              <w:left w:val="single" w:sz="4" w:space="0" w:color="auto"/>
+              <w:bottom w:val="single" w:sz="4" w:space="0" w:color="auto"/>
+              <w:right w:val="single" w:sz="4" w:space="0" w:color="auto"/>
+            </w:tcBorders>
+          </w:tcPr>
+          <w:p>
+            <w:pPr>
+              <w:rPr>
+                <w:rFonts w:ascii="新細明體" w:hAnsi="新細明體"/>
               </w:rPr>
             </w:pPr>
             <w:r>
@@ -1284,7 +1286,7 @@
         </w:tc>
         <w:tc>
           <w:tcPr>
-            <w:tcW w:w="456" w:type="dxa"/>
+            <w:tcW w:w="510" w:type="dxa"/>
             <w:tcBorders>
               <w:top w:val="single" w:sz="4" w:space="0" w:color="auto"/>
               <w:left w:val="single" w:sz="4" w:space="0" w:color="auto"/>
@@ -1308,43 +1310,43 @@
         </w:tc>
         <w:tc>
           <w:tcPr>
-            <w:tcW w:w="456" w:type="dxa"/>
-            <w:tcBorders>
-              <w:top w:val="single" w:sz="4" w:space="0" w:color="auto"/>
-              <w:left w:val="single" w:sz="4" w:space="0" w:color="auto"/>
-              <w:bottom w:val="single" w:sz="4" w:space="0" w:color="auto"/>
-              <w:right w:val="single" w:sz="4" w:space="0" w:color="auto"/>
-            </w:tcBorders>
-          </w:tcPr>
-          <w:p>
-            <w:pPr>
-              <w:rPr>
-                <w:rFonts w:ascii="新細明體" w:hAnsi="新細明體"/>
-              </w:rPr>
-            </w:pPr>
-          </w:p>
-        </w:tc>
-        <w:tc>
-          <w:tcPr>
-            <w:tcW w:w="456" w:type="dxa"/>
-            <w:tcBorders>
-              <w:top w:val="single" w:sz="4" w:space="0" w:color="auto"/>
-              <w:left w:val="single" w:sz="4" w:space="0" w:color="auto"/>
-              <w:bottom w:val="single" w:sz="4" w:space="0" w:color="auto"/>
-              <w:right w:val="single" w:sz="4" w:space="0" w:color="auto"/>
-            </w:tcBorders>
-          </w:tcPr>
-          <w:p>
-            <w:pPr>
-              <w:rPr>
-                <w:rFonts w:ascii="新細明體" w:hAnsi="新細明體"/>
-              </w:rPr>
-            </w:pPr>
-          </w:p>
-        </w:tc>
-        <w:tc>
-          <w:tcPr>
-            <w:tcW w:w="564" w:type="dxa"/>
+            <w:tcW w:w="510" w:type="dxa"/>
+            <w:tcBorders>
+              <w:top w:val="single" w:sz="4" w:space="0" w:color="auto"/>
+              <w:left w:val="single" w:sz="4" w:space="0" w:color="auto"/>
+              <w:bottom w:val="single" w:sz="4" w:space="0" w:color="auto"/>
+              <w:right w:val="single" w:sz="4" w:space="0" w:color="auto"/>
+            </w:tcBorders>
+          </w:tcPr>
+          <w:p>
+            <w:pPr>
+              <w:rPr>
+                <w:rFonts w:ascii="新細明體" w:hAnsi="新細明體"/>
+              </w:rPr>
+            </w:pPr>
+          </w:p>
+        </w:tc>
+        <w:tc>
+          <w:tcPr>
+            <w:tcW w:w="510" w:type="dxa"/>
+            <w:tcBorders>
+              <w:top w:val="single" w:sz="4" w:space="0" w:color="auto"/>
+              <w:left w:val="single" w:sz="4" w:space="0" w:color="auto"/>
+              <w:bottom w:val="single" w:sz="4" w:space="0" w:color="auto"/>
+              <w:right w:val="single" w:sz="4" w:space="0" w:color="auto"/>
+            </w:tcBorders>
+          </w:tcPr>
+          <w:p>
+            <w:pPr>
+              <w:rPr>
+                <w:rFonts w:ascii="新細明體" w:hAnsi="新細明體"/>
+              </w:rPr>
+            </w:pPr>
+          </w:p>
+        </w:tc>
+        <w:tc>
+          <w:tcPr>
+            <w:tcW w:w="510" w:type="dxa"/>
             <w:tcBorders>
               <w:top w:val="single" w:sz="4" w:space="0" w:color="auto"/>
               <w:left w:val="single" w:sz="4" w:space="0" w:color="auto"/>
@@ -1368,7 +1370,7 @@
         </w:tc>
         <w:tc>
           <w:tcPr>
-            <w:tcW w:w="839" w:type="dxa"/>
+            <w:tcW w:w="850" w:type="dxa"/>
             <w:tcBorders>
               <w:top w:val="single" w:sz="4" w:space="0" w:color="auto"/>
               <w:left w:val="single" w:sz="4" w:space="0" w:color="auto"/>
@@ -1392,7 +1394,7 @@
         </w:tc>
         <w:tc>
           <w:tcPr>
-            <w:tcW w:w="567" w:type="dxa"/>
+            <w:tcW w:w="510" w:type="dxa"/>
             <w:tcBorders>
               <w:top w:val="single" w:sz="4" w:space="0" w:color="auto"/>
               <w:left w:val="single" w:sz="4" w:space="0" w:color="auto"/>
@@ -1416,7 +1418,7 @@
         </w:tc>
         <w:tc>
           <w:tcPr>
-            <w:tcW w:w="567" w:type="dxa"/>
+            <w:tcW w:w="510" w:type="dxa"/>
             <w:tcBorders>
               <w:top w:val="single" w:sz="4" w:space="0" w:color="auto"/>
               <w:left w:val="single" w:sz="4" w:space="0" w:color="auto"/>
@@ -1440,18 +1442,18 @@
         </w:tc>
         <w:tc>
           <w:tcPr>
-            <w:tcW w:w="850" w:type="dxa"/>
-            <w:tcBorders>
-              <w:top w:val="single" w:sz="4" w:space="0" w:color="auto"/>
-              <w:left w:val="single" w:sz="4" w:space="0" w:color="auto"/>
-              <w:bottom w:val="single" w:sz="4" w:space="0" w:color="auto"/>
-              <w:right w:val="single" w:sz="4" w:space="0" w:color="auto"/>
-            </w:tcBorders>
-          </w:tcPr>
-          <w:p>
-            <w:pPr>
-              <w:rPr>
-                <w:rFonts w:ascii="新細明體" w:hAnsi="新細明體" w:hint="eastAsia"/>
+            <w:tcW w:w="4876" w:type="dxa"/>
+            <w:tcBorders>
+              <w:top w:val="single" w:sz="4" w:space="0" w:color="auto"/>
+              <w:left w:val="single" w:sz="4" w:space="0" w:color="auto"/>
+              <w:bottom w:val="single" w:sz="4" w:space="0" w:color="auto"/>
+              <w:right w:val="single" w:sz="4" w:space="0" w:color="auto"/>
+            </w:tcBorders>
+          </w:tcPr>
+          <w:p>
+            <w:pPr>
+              <w:rPr>
+                <w:rFonts w:ascii="新細明體" w:hAnsi="新細明體"/>
               </w:rPr>
             </w:pPr>
             <w:r>
@@ -1464,18 +1466,18 @@
         </w:tc>
         <w:tc>
           <w:tcPr>
-            <w:tcW w:w="8859" w:type="dxa"/>
-            <w:tcBorders>
-              <w:top w:val="single" w:sz="4" w:space="0" w:color="auto"/>
-              <w:left w:val="single" w:sz="4" w:space="0" w:color="auto"/>
-              <w:bottom w:val="single" w:sz="4" w:space="0" w:color="auto"/>
-              <w:right w:val="single" w:sz="4" w:space="0" w:color="auto"/>
-            </w:tcBorders>
-          </w:tcPr>
-          <w:p>
-            <w:pPr>
-              <w:rPr>
-                <w:rFonts w:ascii="新細明體" w:hAnsi="新細明體" w:hint="eastAsia"/>
+            <w:tcW w:w="4876" w:type="dxa"/>
+            <w:tcBorders>
+              <w:top w:val="single" w:sz="4" w:space="0" w:color="auto"/>
+              <w:left w:val="single" w:sz="4" w:space="0" w:color="auto"/>
+              <w:bottom w:val="single" w:sz="4" w:space="0" w:color="auto"/>
+              <w:right w:val="single" w:sz="4" w:space="0" w:color="auto"/>
+            </w:tcBorders>
+          </w:tcPr>
+          <w:p>
+            <w:pPr>
+              <w:rPr>
+                <w:rFonts w:ascii="新細明體" w:hAnsi="新細明體"/>
               </w:rPr>
             </w:pPr>
             <w:r>
@@ -1554,7 +1556,7 @@
         </w:tc>
         <w:tc>
           <w:tcPr>
-            <w:tcW w:w="8860" w:type="dxa"/>
+            <w:tcW w:w="8504" w:type="dxa"/>
             <w:tcBorders>
               <w:top w:val="single" w:sz="4" w:space="0" w:color="auto"/>
               <w:left w:val="single" w:sz="4" w:space="0" w:color="auto"/>
@@ -1574,18 +1576,18 @@
       <w:tr>
         <w:tc>
           <w:tcPr>
-            <w:tcW w:w="456" w:type="dxa"/>
-            <w:tcBorders>
-              <w:top w:val="single" w:sz="4" w:space="0" w:color="auto"/>
-              <w:left w:val="single" w:sz="4" w:space="0" w:color="auto"/>
-              <w:bottom w:val="single" w:sz="4" w:space="0" w:color="auto"/>
-              <w:right w:val="single" w:sz="4" w:space="0" w:color="auto"/>
-            </w:tcBorders>
-          </w:tcPr>
-          <w:p>
-            <w:pPr>
-              <w:rPr>
-                <w:rFonts w:ascii="新細明體" w:hAnsi="新細明體" w:hint="eastAsia"/>
+            <w:tcW w:w="510" w:type="dxa"/>
+            <w:tcBorders>
+              <w:top w:val="single" w:sz="4" w:space="0" w:color="auto"/>
+              <w:left w:val="single" w:sz="4" w:space="0" w:color="auto"/>
+              <w:bottom w:val="single" w:sz="4" w:space="0" w:color="auto"/>
+              <w:right w:val="single" w:sz="4" w:space="0" w:color="auto"/>
+            </w:tcBorders>
+          </w:tcPr>
+          <w:p>
+            <w:pPr>
+              <w:rPr>
+                <w:rFonts w:ascii="新細明體" w:hAnsi="新細明體"/>
               </w:rPr>
             </w:pPr>
             <w:r>
@@ -1598,7 +1600,7 @@
         </w:tc>
         <w:tc>
           <w:tcPr>
-            <w:tcW w:w="456" w:type="dxa"/>
+            <w:tcW w:w="510" w:type="dxa"/>
             <w:tcBorders>
               <w:top w:val="single" w:sz="4" w:space="0" w:color="auto"/>
               <w:left w:val="single" w:sz="4" w:space="0" w:color="auto"/>
@@ -1622,43 +1624,43 @@
         </w:tc>
         <w:tc>
           <w:tcPr>
-            <w:tcW w:w="456" w:type="dxa"/>
-            <w:tcBorders>
-              <w:top w:val="single" w:sz="4" w:space="0" w:color="auto"/>
-              <w:left w:val="single" w:sz="4" w:space="0" w:color="auto"/>
-              <w:bottom w:val="single" w:sz="4" w:space="0" w:color="auto"/>
-              <w:right w:val="single" w:sz="4" w:space="0" w:color="auto"/>
-            </w:tcBorders>
-          </w:tcPr>
-          <w:p>
-            <w:pPr>
-              <w:rPr>
-                <w:rFonts w:ascii="新細明體" w:hAnsi="新細明體"/>
-              </w:rPr>
-            </w:pPr>
-          </w:p>
-        </w:tc>
-        <w:tc>
-          <w:tcPr>
-            <w:tcW w:w="456" w:type="dxa"/>
-            <w:tcBorders>
-              <w:top w:val="single" w:sz="4" w:space="0" w:color="auto"/>
-              <w:left w:val="single" w:sz="4" w:space="0" w:color="auto"/>
-              <w:bottom w:val="single" w:sz="4" w:space="0" w:color="auto"/>
-              <w:right w:val="single" w:sz="4" w:space="0" w:color="auto"/>
-            </w:tcBorders>
-          </w:tcPr>
-          <w:p>
-            <w:pPr>
-              <w:rPr>
-                <w:rFonts w:ascii="新細明體" w:hAnsi="新細明體"/>
-              </w:rPr>
-            </w:pPr>
-          </w:p>
-        </w:tc>
-        <w:tc>
-          <w:tcPr>
-            <w:tcW w:w="564" w:type="dxa"/>
+            <w:tcW w:w="510" w:type="dxa"/>
+            <w:tcBorders>
+              <w:top w:val="single" w:sz="4" w:space="0" w:color="auto"/>
+              <w:left w:val="single" w:sz="4" w:space="0" w:color="auto"/>
+              <w:bottom w:val="single" w:sz="4" w:space="0" w:color="auto"/>
+              <w:right w:val="single" w:sz="4" w:space="0" w:color="auto"/>
+            </w:tcBorders>
+          </w:tcPr>
+          <w:p>
+            <w:pPr>
+              <w:rPr>
+                <w:rFonts w:ascii="新細明體" w:hAnsi="新細明體"/>
+              </w:rPr>
+            </w:pPr>
+          </w:p>
+        </w:tc>
+        <w:tc>
+          <w:tcPr>
+            <w:tcW w:w="510" w:type="dxa"/>
+            <w:tcBorders>
+              <w:top w:val="single" w:sz="4" w:space="0" w:color="auto"/>
+              <w:left w:val="single" w:sz="4" w:space="0" w:color="auto"/>
+              <w:bottom w:val="single" w:sz="4" w:space="0" w:color="auto"/>
+              <w:right w:val="single" w:sz="4" w:space="0" w:color="auto"/>
+            </w:tcBorders>
+          </w:tcPr>
+          <w:p>
+            <w:pPr>
+              <w:rPr>
+                <w:rFonts w:ascii="新細明體" w:hAnsi="新細明體"/>
+              </w:rPr>
+            </w:pPr>
+          </w:p>
+        </w:tc>
+        <w:tc>
+          <w:tcPr>
+            <w:tcW w:w="510" w:type="dxa"/>
             <w:tcBorders>
               <w:top w:val="single" w:sz="4" w:space="0" w:color="auto"/>
               <w:left w:val="single" w:sz="4" w:space="0" w:color="auto"/>
@@ -1682,7 +1684,7 @@
         </w:tc>
         <w:tc>
           <w:tcPr>
-            <w:tcW w:w="839" w:type="dxa"/>
+            <w:tcW w:w="850" w:type="dxa"/>
             <w:tcBorders>
               <w:top w:val="single" w:sz="4" w:space="0" w:color="auto"/>
               <w:left w:val="single" w:sz="4" w:space="0" w:color="auto"/>
@@ -1706,7 +1708,7 @@
         </w:tc>
         <w:tc>
           <w:tcPr>
-            <w:tcW w:w="567" w:type="dxa"/>
+            <w:tcW w:w="510" w:type="dxa"/>
             <w:tcBorders>
               <w:top w:val="single" w:sz="4" w:space="0" w:color="auto"/>
               <w:left w:val="single" w:sz="4" w:space="0" w:color="auto"/>
@@ -1730,7 +1732,7 @@
         </w:tc>
         <w:tc>
           <w:tcPr>
-            <w:tcW w:w="567" w:type="dxa"/>
+            <w:tcW w:w="510" w:type="dxa"/>
             <w:tcBorders>
               <w:top w:val="single" w:sz="4" w:space="0" w:color="auto"/>
               <w:left w:val="single" w:sz="4" w:space="0" w:color="auto"/>
@@ -1754,18 +1756,18 @@
         </w:tc>
         <w:tc>
           <w:tcPr>
-            <w:tcW w:w="850" w:type="dxa"/>
-            <w:tcBorders>
-              <w:top w:val="single" w:sz="4" w:space="0" w:color="auto"/>
-              <w:left w:val="single" w:sz="4" w:space="0" w:color="auto"/>
-              <w:bottom w:val="single" w:sz="4" w:space="0" w:color="auto"/>
-              <w:right w:val="single" w:sz="4" w:space="0" w:color="auto"/>
-            </w:tcBorders>
-          </w:tcPr>
-          <w:p>
-            <w:pPr>
-              <w:rPr>
-                <w:rFonts w:ascii="新細明體" w:hAnsi="新細明體" w:hint="eastAsia"/>
+            <w:tcW w:w="4876" w:type="dxa"/>
+            <w:tcBorders>
+              <w:top w:val="single" w:sz="4" w:space="0" w:color="auto"/>
+              <w:left w:val="single" w:sz="4" w:space="0" w:color="auto"/>
+              <w:bottom w:val="single" w:sz="4" w:space="0" w:color="auto"/>
+              <w:right w:val="single" w:sz="4" w:space="0" w:color="auto"/>
+            </w:tcBorders>
+          </w:tcPr>
+          <w:p>
+            <w:pPr>
+              <w:rPr>
+                <w:rFonts w:ascii="新細明體" w:hAnsi="新細明體"/>
               </w:rPr>
             </w:pPr>
             <w:r>
@@ -1778,18 +1780,18 @@
         </w:tc>
         <w:tc>
           <w:tcPr>
-            <w:tcW w:w="8859" w:type="dxa"/>
-            <w:tcBorders>
-              <w:top w:val="single" w:sz="4" w:space="0" w:color="auto"/>
-              <w:left w:val="single" w:sz="4" w:space="0" w:color="auto"/>
-              <w:bottom w:val="single" w:sz="4" w:space="0" w:color="auto"/>
-              <w:right w:val="single" w:sz="4" w:space="0" w:color="auto"/>
-            </w:tcBorders>
-          </w:tcPr>
-          <w:p>
-            <w:pPr>
-              <w:rPr>
-                <w:rFonts w:ascii="新細明體" w:hAnsi="新細明體" w:hint="eastAsia"/>
+            <w:tcW w:w="4876" w:type="dxa"/>
+            <w:tcBorders>
+              <w:top w:val="single" w:sz="4" w:space="0" w:color="auto"/>
+              <w:left w:val="single" w:sz="4" w:space="0" w:color="auto"/>
+              <w:bottom w:val="single" w:sz="4" w:space="0" w:color="auto"/>
+              <w:right w:val="single" w:sz="4" w:space="0" w:color="auto"/>
+            </w:tcBorders>
+          </w:tcPr>
+          <w:p>
+            <w:pPr>
+              <w:rPr>
+                <w:rFonts w:ascii="新細明體" w:hAnsi="新細明體"/>
               </w:rPr>
             </w:pPr>
             <w:r>
@@ -1821,6 +1823,7 @@
                 <w:rFonts w:ascii="新細明體" w:hAnsi="新細明體"/>
                 <w:noProof/>
               </w:rPr>
+              <w:lastRenderedPageBreak/>
               <w:drawing>
                 <wp:inline distT="0" distB="0" distL="0" distR="0" wp14:anchorId="6EDDE773" wp14:editId="0EA11A0A">
                   <wp:extent cx="1203960" cy="1737360"/>
@@ -1874,24 +1877,25 @@
         </w:tc>
         <w:tc>
           <w:tcPr>
-            <w:tcW w:w="8860" w:type="dxa"/>
-            <w:tcBorders>
-              <w:top w:val="single" w:sz="4" w:space="0" w:color="auto"/>
-              <w:left w:val="single" w:sz="4" w:space="0" w:color="auto"/>
-              <w:bottom w:val="single" w:sz="4" w:space="0" w:color="auto"/>
-              <w:right w:val="single" w:sz="4" w:space="0" w:color="auto"/>
-            </w:tcBorders>
-          </w:tcPr>
-          <w:p>
-            <w:pPr>
-              <w:rPr>
-                <w:rFonts w:ascii="新細明體" w:hAnsi="新細明體" w:hint="eastAsia"/>
-              </w:rPr>
-            </w:pPr>
-            <w:r>
-              <w:rPr>
-                <w:rFonts w:ascii="新細明體" w:hAnsi="新細明體" w:hint="eastAsia"/>
-              </w:rPr>
+            <w:tcW w:w="8504" w:type="dxa"/>
+            <w:tcBorders>
+              <w:top w:val="single" w:sz="4" w:space="0" w:color="auto"/>
+              <w:left w:val="single" w:sz="4" w:space="0" w:color="auto"/>
+              <w:bottom w:val="single" w:sz="4" w:space="0" w:color="auto"/>
+              <w:right w:val="single" w:sz="4" w:space="0" w:color="auto"/>
+            </w:tcBorders>
+          </w:tcPr>
+          <w:p>
+            <w:pPr>
+              <w:rPr>
+                <w:rFonts w:ascii="新細明體" w:hAnsi="新細明體"/>
+              </w:rPr>
+            </w:pPr>
+            <w:r>
+              <w:rPr>
+                <w:rFonts w:ascii="新細明體" w:hAnsi="新細明體" w:hint="eastAsia"/>
+              </w:rPr>
+              <w:lastRenderedPageBreak/>
               <w:t>此為排灣族的木盾，四個人頭紋外圍繞同心圓紋，同心圓紋外圍以連續的菱形紋環繞成方形，木盾上下則雕有櫛齒紋。</w:t>
             </w:r>
           </w:p>
@@ -1900,18 +1904,18 @@
       <w:tr>
         <w:tc>
           <w:tcPr>
-            <w:tcW w:w="456" w:type="dxa"/>
-            <w:tcBorders>
-              <w:top w:val="single" w:sz="4" w:space="0" w:color="auto"/>
-              <w:left w:val="single" w:sz="4" w:space="0" w:color="auto"/>
-              <w:bottom w:val="single" w:sz="4" w:space="0" w:color="auto"/>
-              <w:right w:val="single" w:sz="4" w:space="0" w:color="auto"/>
-            </w:tcBorders>
-          </w:tcPr>
-          <w:p>
-            <w:pPr>
-              <w:rPr>
-                <w:rFonts w:ascii="新細明體" w:hAnsi="新細明體" w:hint="eastAsia"/>
+            <w:tcW w:w="510" w:type="dxa"/>
+            <w:tcBorders>
+              <w:top w:val="single" w:sz="4" w:space="0" w:color="auto"/>
+              <w:left w:val="single" w:sz="4" w:space="0" w:color="auto"/>
+              <w:bottom w:val="single" w:sz="4" w:space="0" w:color="auto"/>
+              <w:right w:val="single" w:sz="4" w:space="0" w:color="auto"/>
+            </w:tcBorders>
+          </w:tcPr>
+          <w:p>
+            <w:pPr>
+              <w:rPr>
+                <w:rFonts w:ascii="新細明體" w:hAnsi="新細明體"/>
               </w:rPr>
             </w:pPr>
             <w:r>
@@ -1924,7 +1928,7 @@
         </w:tc>
         <w:tc>
           <w:tcPr>
-            <w:tcW w:w="456" w:type="dxa"/>
+            <w:tcW w:w="510" w:type="dxa"/>
             <w:tcBorders>
               <w:top w:val="single" w:sz="4" w:space="0" w:color="auto"/>
               <w:left w:val="single" w:sz="4" w:space="0" w:color="auto"/>
@@ -1948,43 +1952,43 @@
         </w:tc>
         <w:tc>
           <w:tcPr>
-            <w:tcW w:w="456" w:type="dxa"/>
-            <w:tcBorders>
-              <w:top w:val="single" w:sz="4" w:space="0" w:color="auto"/>
-              <w:left w:val="single" w:sz="4" w:space="0" w:color="auto"/>
-              <w:bottom w:val="single" w:sz="4" w:space="0" w:color="auto"/>
-              <w:right w:val="single" w:sz="4" w:space="0" w:color="auto"/>
-            </w:tcBorders>
-          </w:tcPr>
-          <w:p>
-            <w:pPr>
-              <w:rPr>
-                <w:rFonts w:ascii="新細明體" w:hAnsi="新細明體"/>
-              </w:rPr>
-            </w:pPr>
-          </w:p>
-        </w:tc>
-        <w:tc>
-          <w:tcPr>
-            <w:tcW w:w="456" w:type="dxa"/>
-            <w:tcBorders>
-              <w:top w:val="single" w:sz="4" w:space="0" w:color="auto"/>
-              <w:left w:val="single" w:sz="4" w:space="0" w:color="auto"/>
-              <w:bottom w:val="single" w:sz="4" w:space="0" w:color="auto"/>
-              <w:right w:val="single" w:sz="4" w:space="0" w:color="auto"/>
-            </w:tcBorders>
-          </w:tcPr>
-          <w:p>
-            <w:pPr>
-              <w:rPr>
-                <w:rFonts w:ascii="新細明體" w:hAnsi="新細明體"/>
-              </w:rPr>
-            </w:pPr>
-          </w:p>
-        </w:tc>
-        <w:tc>
-          <w:tcPr>
-            <w:tcW w:w="564" w:type="dxa"/>
+            <w:tcW w:w="510" w:type="dxa"/>
+            <w:tcBorders>
+              <w:top w:val="single" w:sz="4" w:space="0" w:color="auto"/>
+              <w:left w:val="single" w:sz="4" w:space="0" w:color="auto"/>
+              <w:bottom w:val="single" w:sz="4" w:space="0" w:color="auto"/>
+              <w:right w:val="single" w:sz="4" w:space="0" w:color="auto"/>
+            </w:tcBorders>
+          </w:tcPr>
+          <w:p>
+            <w:pPr>
+              <w:rPr>
+                <w:rFonts w:ascii="新細明體" w:hAnsi="新細明體"/>
+              </w:rPr>
+            </w:pPr>
+          </w:p>
+        </w:tc>
+        <w:tc>
+          <w:tcPr>
+            <w:tcW w:w="510" w:type="dxa"/>
+            <w:tcBorders>
+              <w:top w:val="single" w:sz="4" w:space="0" w:color="auto"/>
+              <w:left w:val="single" w:sz="4" w:space="0" w:color="auto"/>
+              <w:bottom w:val="single" w:sz="4" w:space="0" w:color="auto"/>
+              <w:right w:val="single" w:sz="4" w:space="0" w:color="auto"/>
+            </w:tcBorders>
+          </w:tcPr>
+          <w:p>
+            <w:pPr>
+              <w:rPr>
+                <w:rFonts w:ascii="新細明體" w:hAnsi="新細明體"/>
+              </w:rPr>
+            </w:pPr>
+          </w:p>
+        </w:tc>
+        <w:tc>
+          <w:tcPr>
+            <w:tcW w:w="510" w:type="dxa"/>
             <w:tcBorders>
               <w:top w:val="single" w:sz="4" w:space="0" w:color="auto"/>
               <w:left w:val="single" w:sz="4" w:space="0" w:color="auto"/>
@@ -2008,7 +2012,7 @@
         </w:tc>
         <w:tc>
           <w:tcPr>
-            <w:tcW w:w="839" w:type="dxa"/>
+            <w:tcW w:w="850" w:type="dxa"/>
             <w:tcBorders>
               <w:top w:val="single" w:sz="4" w:space="0" w:color="auto"/>
               <w:left w:val="single" w:sz="4" w:space="0" w:color="auto"/>
@@ -2032,7 +2036,7 @@
         </w:tc>
         <w:tc>
           <w:tcPr>
-            <w:tcW w:w="567" w:type="dxa"/>
+            <w:tcW w:w="510" w:type="dxa"/>
             <w:tcBorders>
               <w:top w:val="single" w:sz="4" w:space="0" w:color="auto"/>
               <w:left w:val="single" w:sz="4" w:space="0" w:color="auto"/>
@@ -2056,7 +2060,7 @@
         </w:tc>
         <w:tc>
           <w:tcPr>
-            <w:tcW w:w="567" w:type="dxa"/>
+            <w:tcW w:w="510" w:type="dxa"/>
             <w:tcBorders>
               <w:top w:val="single" w:sz="4" w:space="0" w:color="auto"/>
               <w:left w:val="single" w:sz="4" w:space="0" w:color="auto"/>
@@ -2080,18 +2084,18 @@
         </w:tc>
         <w:tc>
           <w:tcPr>
-            <w:tcW w:w="850" w:type="dxa"/>
-            <w:tcBorders>
-              <w:top w:val="single" w:sz="4" w:space="0" w:color="auto"/>
-              <w:left w:val="single" w:sz="4" w:space="0" w:color="auto"/>
-              <w:bottom w:val="single" w:sz="4" w:space="0" w:color="auto"/>
-              <w:right w:val="single" w:sz="4" w:space="0" w:color="auto"/>
-            </w:tcBorders>
-          </w:tcPr>
-          <w:p>
-            <w:pPr>
-              <w:rPr>
-                <w:rFonts w:ascii="新細明體" w:hAnsi="新細明體" w:hint="eastAsia"/>
+            <w:tcW w:w="4876" w:type="dxa"/>
+            <w:tcBorders>
+              <w:top w:val="single" w:sz="4" w:space="0" w:color="auto"/>
+              <w:left w:val="single" w:sz="4" w:space="0" w:color="auto"/>
+              <w:bottom w:val="single" w:sz="4" w:space="0" w:color="auto"/>
+              <w:right w:val="single" w:sz="4" w:space="0" w:color="auto"/>
+            </w:tcBorders>
+          </w:tcPr>
+          <w:p>
+            <w:pPr>
+              <w:rPr>
+                <w:rFonts w:ascii="新細明體" w:hAnsi="新細明體"/>
               </w:rPr>
             </w:pPr>
             <w:r>
@@ -2104,18 +2108,18 @@
         </w:tc>
         <w:tc>
           <w:tcPr>
-            <w:tcW w:w="8859" w:type="dxa"/>
-            <w:tcBorders>
-              <w:top w:val="single" w:sz="4" w:space="0" w:color="auto"/>
-              <w:left w:val="single" w:sz="4" w:space="0" w:color="auto"/>
-              <w:bottom w:val="single" w:sz="4" w:space="0" w:color="auto"/>
-              <w:right w:val="single" w:sz="4" w:space="0" w:color="auto"/>
-            </w:tcBorders>
-          </w:tcPr>
-          <w:p>
-            <w:pPr>
-              <w:rPr>
-                <w:rFonts w:ascii="新細明體" w:hAnsi="新細明體" w:hint="eastAsia"/>
+            <w:tcW w:w="4876" w:type="dxa"/>
+            <w:tcBorders>
+              <w:top w:val="single" w:sz="4" w:space="0" w:color="auto"/>
+              <w:left w:val="single" w:sz="4" w:space="0" w:color="auto"/>
+              <w:bottom w:val="single" w:sz="4" w:space="0" w:color="auto"/>
+              <w:right w:val="single" w:sz="4" w:space="0" w:color="auto"/>
+            </w:tcBorders>
+          </w:tcPr>
+          <w:p>
+            <w:pPr>
+              <w:rPr>
+                <w:rFonts w:ascii="新細明體" w:hAnsi="新細明體"/>
               </w:rPr>
             </w:pPr>
             <w:r>
@@ -2134,18 +2138,18 @@
         </w:tc>
         <w:tc>
           <w:tcPr>
-            <w:tcW w:w="8860" w:type="dxa"/>
-            <w:tcBorders>
-              <w:top w:val="single" w:sz="4" w:space="0" w:color="auto"/>
-              <w:left w:val="single" w:sz="4" w:space="0" w:color="auto"/>
-              <w:bottom w:val="single" w:sz="4" w:space="0" w:color="auto"/>
-              <w:right w:val="single" w:sz="4" w:space="0" w:color="auto"/>
-            </w:tcBorders>
-          </w:tcPr>
-          <w:p>
-            <w:pPr>
-              <w:rPr>
-                <w:rFonts w:ascii="新細明體" w:hAnsi="新細明體" w:hint="eastAsia"/>
+            <w:tcW w:w="8504" w:type="dxa"/>
+            <w:tcBorders>
+              <w:top w:val="single" w:sz="4" w:space="0" w:color="auto"/>
+              <w:left w:val="single" w:sz="4" w:space="0" w:color="auto"/>
+              <w:bottom w:val="single" w:sz="4" w:space="0" w:color="auto"/>
+              <w:right w:val="single" w:sz="4" w:space="0" w:color="auto"/>
+            </w:tcBorders>
+          </w:tcPr>
+          <w:p>
+            <w:pPr>
+              <w:rPr>
+                <w:rFonts w:ascii="新細明體" w:hAnsi="新細明體"/>
               </w:rPr>
             </w:pPr>
           </w:p>
@@ -2154,18 +2158,18 @@
       <w:tr>
         <w:tc>
           <w:tcPr>
-            <w:tcW w:w="456" w:type="dxa"/>
-            <w:tcBorders>
-              <w:top w:val="single" w:sz="4" w:space="0" w:color="auto"/>
-              <w:left w:val="single" w:sz="4" w:space="0" w:color="auto"/>
-              <w:bottom w:val="single" w:sz="4" w:space="0" w:color="auto"/>
-              <w:right w:val="single" w:sz="4" w:space="0" w:color="auto"/>
-            </w:tcBorders>
-          </w:tcPr>
-          <w:p>
-            <w:pPr>
-              <w:rPr>
-                <w:rFonts w:ascii="新細明體" w:hAnsi="新細明體" w:hint="eastAsia"/>
+            <w:tcW w:w="510" w:type="dxa"/>
+            <w:tcBorders>
+              <w:top w:val="single" w:sz="4" w:space="0" w:color="auto"/>
+              <w:left w:val="single" w:sz="4" w:space="0" w:color="auto"/>
+              <w:bottom w:val="single" w:sz="4" w:space="0" w:color="auto"/>
+              <w:right w:val="single" w:sz="4" w:space="0" w:color="auto"/>
+            </w:tcBorders>
+          </w:tcPr>
+          <w:p>
+            <w:pPr>
+              <w:rPr>
+                <w:rFonts w:ascii="新細明體" w:hAnsi="新細明體"/>
               </w:rPr>
             </w:pPr>
             <w:r>
@@ -2178,7 +2182,7 @@
         </w:tc>
         <w:tc>
           <w:tcPr>
-            <w:tcW w:w="456" w:type="dxa"/>
+            <w:tcW w:w="510" w:type="dxa"/>
             <w:tcBorders>
               <w:top w:val="single" w:sz="4" w:space="0" w:color="auto"/>
               <w:left w:val="single" w:sz="4" w:space="0" w:color="auto"/>
@@ -2202,43 +2206,43 @@
         </w:tc>
         <w:tc>
           <w:tcPr>
-            <w:tcW w:w="456" w:type="dxa"/>
-            <w:tcBorders>
-              <w:top w:val="single" w:sz="4" w:space="0" w:color="auto"/>
-              <w:left w:val="single" w:sz="4" w:space="0" w:color="auto"/>
-              <w:bottom w:val="single" w:sz="4" w:space="0" w:color="auto"/>
-              <w:right w:val="single" w:sz="4" w:space="0" w:color="auto"/>
-            </w:tcBorders>
-          </w:tcPr>
-          <w:p>
-            <w:pPr>
-              <w:rPr>
-                <w:rFonts w:ascii="新細明體" w:hAnsi="新細明體"/>
-              </w:rPr>
-            </w:pPr>
-          </w:p>
-        </w:tc>
-        <w:tc>
-          <w:tcPr>
-            <w:tcW w:w="456" w:type="dxa"/>
-            <w:tcBorders>
-              <w:top w:val="single" w:sz="4" w:space="0" w:color="auto"/>
-              <w:left w:val="single" w:sz="4" w:space="0" w:color="auto"/>
-              <w:bottom w:val="single" w:sz="4" w:space="0" w:color="auto"/>
-              <w:right w:val="single" w:sz="4" w:space="0" w:color="auto"/>
-            </w:tcBorders>
-          </w:tcPr>
-          <w:p>
-            <w:pPr>
-              <w:rPr>
-                <w:rFonts w:ascii="新細明體" w:hAnsi="新細明體"/>
-              </w:rPr>
-            </w:pPr>
-          </w:p>
-        </w:tc>
-        <w:tc>
-          <w:tcPr>
-            <w:tcW w:w="564" w:type="dxa"/>
+            <w:tcW w:w="510" w:type="dxa"/>
+            <w:tcBorders>
+              <w:top w:val="single" w:sz="4" w:space="0" w:color="auto"/>
+              <w:left w:val="single" w:sz="4" w:space="0" w:color="auto"/>
+              <w:bottom w:val="single" w:sz="4" w:space="0" w:color="auto"/>
+              <w:right w:val="single" w:sz="4" w:space="0" w:color="auto"/>
+            </w:tcBorders>
+          </w:tcPr>
+          <w:p>
+            <w:pPr>
+              <w:rPr>
+                <w:rFonts w:ascii="新細明體" w:hAnsi="新細明體"/>
+              </w:rPr>
+            </w:pPr>
+          </w:p>
+        </w:tc>
+        <w:tc>
+          <w:tcPr>
+            <w:tcW w:w="510" w:type="dxa"/>
+            <w:tcBorders>
+              <w:top w:val="single" w:sz="4" w:space="0" w:color="auto"/>
+              <w:left w:val="single" w:sz="4" w:space="0" w:color="auto"/>
+              <w:bottom w:val="single" w:sz="4" w:space="0" w:color="auto"/>
+              <w:right w:val="single" w:sz="4" w:space="0" w:color="auto"/>
+            </w:tcBorders>
+          </w:tcPr>
+          <w:p>
+            <w:pPr>
+              <w:rPr>
+                <w:rFonts w:ascii="新細明體" w:hAnsi="新細明體"/>
+              </w:rPr>
+            </w:pPr>
+          </w:p>
+        </w:tc>
+        <w:tc>
+          <w:tcPr>
+            <w:tcW w:w="510" w:type="dxa"/>
             <w:tcBorders>
               <w:top w:val="single" w:sz="4" w:space="0" w:color="auto"/>
               <w:left w:val="single" w:sz="4" w:space="0" w:color="auto"/>
@@ -2262,7 +2266,7 @@
         </w:tc>
         <w:tc>
           <w:tcPr>
-            <w:tcW w:w="839" w:type="dxa"/>
+            <w:tcW w:w="850" w:type="dxa"/>
             <w:tcBorders>
               <w:top w:val="single" w:sz="4" w:space="0" w:color="auto"/>
               <w:left w:val="single" w:sz="4" w:space="0" w:color="auto"/>
@@ -2286,7 +2290,7 @@
         </w:tc>
         <w:tc>
           <w:tcPr>
-            <w:tcW w:w="567" w:type="dxa"/>
+            <w:tcW w:w="510" w:type="dxa"/>
             <w:tcBorders>
               <w:top w:val="single" w:sz="4" w:space="0" w:color="auto"/>
               <w:left w:val="single" w:sz="4" w:space="0" w:color="auto"/>
@@ -2310,7 +2314,7 @@
         </w:tc>
         <w:tc>
           <w:tcPr>
-            <w:tcW w:w="567" w:type="dxa"/>
+            <w:tcW w:w="510" w:type="dxa"/>
             <w:tcBorders>
               <w:top w:val="single" w:sz="4" w:space="0" w:color="auto"/>
               <w:left w:val="single" w:sz="4" w:space="0" w:color="auto"/>
@@ -2334,18 +2338,18 @@
         </w:tc>
         <w:tc>
           <w:tcPr>
-            <w:tcW w:w="850" w:type="dxa"/>
-            <w:tcBorders>
-              <w:top w:val="single" w:sz="4" w:space="0" w:color="auto"/>
-              <w:left w:val="single" w:sz="4" w:space="0" w:color="auto"/>
-              <w:bottom w:val="single" w:sz="4" w:space="0" w:color="auto"/>
-              <w:right w:val="single" w:sz="4" w:space="0" w:color="auto"/>
-            </w:tcBorders>
-          </w:tcPr>
-          <w:p>
-            <w:pPr>
-              <w:rPr>
-                <w:rFonts w:ascii="新細明體" w:hAnsi="新細明體" w:hint="eastAsia"/>
+            <w:tcW w:w="4876" w:type="dxa"/>
+            <w:tcBorders>
+              <w:top w:val="single" w:sz="4" w:space="0" w:color="auto"/>
+              <w:left w:val="single" w:sz="4" w:space="0" w:color="auto"/>
+              <w:bottom w:val="single" w:sz="4" w:space="0" w:color="auto"/>
+              <w:right w:val="single" w:sz="4" w:space="0" w:color="auto"/>
+            </w:tcBorders>
+          </w:tcPr>
+          <w:p>
+            <w:pPr>
+              <w:rPr>
+                <w:rFonts w:ascii="新細明體" w:hAnsi="新細明體"/>
               </w:rPr>
             </w:pPr>
             <w:r>
@@ -2358,18 +2362,18 @@
         </w:tc>
         <w:tc>
           <w:tcPr>
-            <w:tcW w:w="8859" w:type="dxa"/>
-            <w:tcBorders>
-              <w:top w:val="single" w:sz="4" w:space="0" w:color="auto"/>
-              <w:left w:val="single" w:sz="4" w:space="0" w:color="auto"/>
-              <w:bottom w:val="single" w:sz="4" w:space="0" w:color="auto"/>
-              <w:right w:val="single" w:sz="4" w:space="0" w:color="auto"/>
-            </w:tcBorders>
-          </w:tcPr>
-          <w:p>
-            <w:pPr>
-              <w:rPr>
-                <w:rFonts w:ascii="新細明體" w:hAnsi="新細明體" w:hint="eastAsia"/>
+            <w:tcW w:w="4876" w:type="dxa"/>
+            <w:tcBorders>
+              <w:top w:val="single" w:sz="4" w:space="0" w:color="auto"/>
+              <w:left w:val="single" w:sz="4" w:space="0" w:color="auto"/>
+              <w:bottom w:val="single" w:sz="4" w:space="0" w:color="auto"/>
+              <w:right w:val="single" w:sz="4" w:space="0" w:color="auto"/>
+            </w:tcBorders>
+          </w:tcPr>
+          <w:p>
+            <w:pPr>
+              <w:rPr>
+                <w:rFonts w:ascii="新細明體" w:hAnsi="新細明體"/>
               </w:rPr>
             </w:pPr>
             <w:r>
@@ -2406,38 +2410,30 @@
               <w:rPr>
                 <w:rFonts w:ascii="新細明體" w:hAnsi="新細明體"/>
               </w:rPr>
-              <w:t>到達祖先</w:t>
-            </w:r>
-            <w:r>
-              <w:rPr>
-                <w:rFonts w:ascii="新細明體" w:hAnsi="新細明體"/>
-              </w:rPr>
-              <w:lastRenderedPageBreak/>
-              <w:t>所在的安息之地。</w:t>
-            </w:r>
-          </w:p>
-        </w:tc>
-        <w:tc>
-          <w:tcPr>
-            <w:tcW w:w="8860" w:type="dxa"/>
-            <w:tcBorders>
-              <w:top w:val="single" w:sz="4" w:space="0" w:color="auto"/>
-              <w:left w:val="single" w:sz="4" w:space="0" w:color="auto"/>
-              <w:bottom w:val="single" w:sz="4" w:space="0" w:color="auto"/>
-              <w:right w:val="single" w:sz="4" w:space="0" w:color="auto"/>
-            </w:tcBorders>
-          </w:tcPr>
-          <w:p>
-            <w:pPr>
-              <w:rPr>
-                <w:rFonts w:ascii="新細明體" w:hAnsi="新細明體" w:hint="eastAsia"/>
-              </w:rPr>
-            </w:pPr>
-            <w:r>
-              <w:rPr>
-                <w:rFonts w:ascii="新細明體" w:hAnsi="新細明體" w:hint="eastAsia"/>
-              </w:rPr>
-              <w:lastRenderedPageBreak/>
+              <w:t>到達祖先所在的安息之地。</w:t>
+            </w:r>
+          </w:p>
+        </w:tc>
+        <w:tc>
+          <w:tcPr>
+            <w:tcW w:w="8504" w:type="dxa"/>
+            <w:tcBorders>
+              <w:top w:val="single" w:sz="4" w:space="0" w:color="auto"/>
+              <w:left w:val="single" w:sz="4" w:space="0" w:color="auto"/>
+              <w:bottom w:val="single" w:sz="4" w:space="0" w:color="auto"/>
+              <w:right w:val="single" w:sz="4" w:space="0" w:color="auto"/>
+            </w:tcBorders>
+          </w:tcPr>
+          <w:p>
+            <w:pPr>
+              <w:rPr>
+                <w:rFonts w:ascii="新細明體" w:hAnsi="新細明體"/>
+              </w:rPr>
+            </w:pPr>
+            <w:r>
+              <w:rPr>
+                <w:rFonts w:ascii="新細明體" w:hAnsi="新細明體" w:hint="eastAsia"/>
+              </w:rPr>
               <w:t>題幹為泰雅族人深厚的紋面文化。</w:t>
             </w:r>
           </w:p>
@@ -2446,18 +2442,18 @@
       <w:tr>
         <w:tc>
           <w:tcPr>
-            <w:tcW w:w="456" w:type="dxa"/>
-            <w:tcBorders>
-              <w:top w:val="single" w:sz="4" w:space="0" w:color="auto"/>
-              <w:left w:val="single" w:sz="4" w:space="0" w:color="auto"/>
-              <w:bottom w:val="single" w:sz="4" w:space="0" w:color="auto"/>
-              <w:right w:val="single" w:sz="4" w:space="0" w:color="auto"/>
-            </w:tcBorders>
-          </w:tcPr>
-          <w:p>
-            <w:pPr>
-              <w:rPr>
-                <w:rFonts w:ascii="新細明體" w:hAnsi="新細明體" w:hint="eastAsia"/>
+            <w:tcW w:w="510" w:type="dxa"/>
+            <w:tcBorders>
+              <w:top w:val="single" w:sz="4" w:space="0" w:color="auto"/>
+              <w:left w:val="single" w:sz="4" w:space="0" w:color="auto"/>
+              <w:bottom w:val="single" w:sz="4" w:space="0" w:color="auto"/>
+              <w:right w:val="single" w:sz="4" w:space="0" w:color="auto"/>
+            </w:tcBorders>
+          </w:tcPr>
+          <w:p>
+            <w:pPr>
+              <w:rPr>
+                <w:rFonts w:ascii="新細明體" w:hAnsi="新細明體"/>
               </w:rPr>
             </w:pPr>
             <w:r>
@@ -2470,7 +2466,7 @@
         </w:tc>
         <w:tc>
           <w:tcPr>
-            <w:tcW w:w="456" w:type="dxa"/>
+            <w:tcW w:w="510" w:type="dxa"/>
             <w:tcBorders>
               <w:top w:val="single" w:sz="4" w:space="0" w:color="auto"/>
               <w:left w:val="single" w:sz="4" w:space="0" w:color="auto"/>
@@ -2494,43 +2490,43 @@
         </w:tc>
         <w:tc>
           <w:tcPr>
-            <w:tcW w:w="456" w:type="dxa"/>
-            <w:tcBorders>
-              <w:top w:val="single" w:sz="4" w:space="0" w:color="auto"/>
-              <w:left w:val="single" w:sz="4" w:space="0" w:color="auto"/>
-              <w:bottom w:val="single" w:sz="4" w:space="0" w:color="auto"/>
-              <w:right w:val="single" w:sz="4" w:space="0" w:color="auto"/>
-            </w:tcBorders>
-          </w:tcPr>
-          <w:p>
-            <w:pPr>
-              <w:rPr>
-                <w:rFonts w:ascii="新細明體" w:hAnsi="新細明體"/>
-              </w:rPr>
-            </w:pPr>
-          </w:p>
-        </w:tc>
-        <w:tc>
-          <w:tcPr>
-            <w:tcW w:w="456" w:type="dxa"/>
-            <w:tcBorders>
-              <w:top w:val="single" w:sz="4" w:space="0" w:color="auto"/>
-              <w:left w:val="single" w:sz="4" w:space="0" w:color="auto"/>
-              <w:bottom w:val="single" w:sz="4" w:space="0" w:color="auto"/>
-              <w:right w:val="single" w:sz="4" w:space="0" w:color="auto"/>
-            </w:tcBorders>
-          </w:tcPr>
-          <w:p>
-            <w:pPr>
-              <w:rPr>
-                <w:rFonts w:ascii="新細明體" w:hAnsi="新細明體"/>
-              </w:rPr>
-            </w:pPr>
-          </w:p>
-        </w:tc>
-        <w:tc>
-          <w:tcPr>
-            <w:tcW w:w="564" w:type="dxa"/>
+            <w:tcW w:w="510" w:type="dxa"/>
+            <w:tcBorders>
+              <w:top w:val="single" w:sz="4" w:space="0" w:color="auto"/>
+              <w:left w:val="single" w:sz="4" w:space="0" w:color="auto"/>
+              <w:bottom w:val="single" w:sz="4" w:space="0" w:color="auto"/>
+              <w:right w:val="single" w:sz="4" w:space="0" w:color="auto"/>
+            </w:tcBorders>
+          </w:tcPr>
+          <w:p>
+            <w:pPr>
+              <w:rPr>
+                <w:rFonts w:ascii="新細明體" w:hAnsi="新細明體"/>
+              </w:rPr>
+            </w:pPr>
+          </w:p>
+        </w:tc>
+        <w:tc>
+          <w:tcPr>
+            <w:tcW w:w="510" w:type="dxa"/>
+            <w:tcBorders>
+              <w:top w:val="single" w:sz="4" w:space="0" w:color="auto"/>
+              <w:left w:val="single" w:sz="4" w:space="0" w:color="auto"/>
+              <w:bottom w:val="single" w:sz="4" w:space="0" w:color="auto"/>
+              <w:right w:val="single" w:sz="4" w:space="0" w:color="auto"/>
+            </w:tcBorders>
+          </w:tcPr>
+          <w:p>
+            <w:pPr>
+              <w:rPr>
+                <w:rFonts w:ascii="新細明體" w:hAnsi="新細明體"/>
+              </w:rPr>
+            </w:pPr>
+          </w:p>
+        </w:tc>
+        <w:tc>
+          <w:tcPr>
+            <w:tcW w:w="510" w:type="dxa"/>
             <w:tcBorders>
               <w:top w:val="single" w:sz="4" w:space="0" w:color="auto"/>
               <w:left w:val="single" w:sz="4" w:space="0" w:color="auto"/>
@@ -2554,7 +2550,7 @@
         </w:tc>
         <w:tc>
           <w:tcPr>
-            <w:tcW w:w="839" w:type="dxa"/>
+            <w:tcW w:w="850" w:type="dxa"/>
             <w:tcBorders>
               <w:top w:val="single" w:sz="4" w:space="0" w:color="auto"/>
               <w:left w:val="single" w:sz="4" w:space="0" w:color="auto"/>
@@ -2578,7 +2574,7 @@
         </w:tc>
         <w:tc>
           <w:tcPr>
-            <w:tcW w:w="567" w:type="dxa"/>
+            <w:tcW w:w="510" w:type="dxa"/>
             <w:tcBorders>
               <w:top w:val="single" w:sz="4" w:space="0" w:color="auto"/>
               <w:left w:val="single" w:sz="4" w:space="0" w:color="auto"/>
@@ -2602,7 +2598,7 @@
         </w:tc>
         <w:tc>
           <w:tcPr>
-            <w:tcW w:w="567" w:type="dxa"/>
+            <w:tcW w:w="510" w:type="dxa"/>
             <w:tcBorders>
               <w:top w:val="single" w:sz="4" w:space="0" w:color="auto"/>
               <w:left w:val="single" w:sz="4" w:space="0" w:color="auto"/>
@@ -2626,18 +2622,18 @@
         </w:tc>
         <w:tc>
           <w:tcPr>
-            <w:tcW w:w="850" w:type="dxa"/>
-            <w:tcBorders>
-              <w:top w:val="single" w:sz="4" w:space="0" w:color="auto"/>
-              <w:left w:val="single" w:sz="4" w:space="0" w:color="auto"/>
-              <w:bottom w:val="single" w:sz="4" w:space="0" w:color="auto"/>
-              <w:right w:val="single" w:sz="4" w:space="0" w:color="auto"/>
-            </w:tcBorders>
-          </w:tcPr>
-          <w:p>
-            <w:pPr>
-              <w:rPr>
-                <w:rFonts w:ascii="新細明體" w:hAnsi="新細明體" w:hint="eastAsia"/>
+            <w:tcW w:w="4876" w:type="dxa"/>
+            <w:tcBorders>
+              <w:top w:val="single" w:sz="4" w:space="0" w:color="auto"/>
+              <w:left w:val="single" w:sz="4" w:space="0" w:color="auto"/>
+              <w:bottom w:val="single" w:sz="4" w:space="0" w:color="auto"/>
+              <w:right w:val="single" w:sz="4" w:space="0" w:color="auto"/>
+            </w:tcBorders>
+          </w:tcPr>
+          <w:p>
+            <w:pPr>
+              <w:rPr>
+                <w:rFonts w:ascii="新細明體" w:hAnsi="新細明體"/>
               </w:rPr>
             </w:pPr>
             <w:r>
@@ -2650,18 +2646,18 @@
         </w:tc>
         <w:tc>
           <w:tcPr>
-            <w:tcW w:w="8859" w:type="dxa"/>
-            <w:tcBorders>
-              <w:top w:val="single" w:sz="4" w:space="0" w:color="auto"/>
-              <w:left w:val="single" w:sz="4" w:space="0" w:color="auto"/>
-              <w:bottom w:val="single" w:sz="4" w:space="0" w:color="auto"/>
-              <w:right w:val="single" w:sz="4" w:space="0" w:color="auto"/>
-            </w:tcBorders>
-          </w:tcPr>
-          <w:p>
-            <w:pPr>
-              <w:rPr>
-                <w:rFonts w:ascii="新細明體" w:hAnsi="新細明體" w:hint="eastAsia"/>
+            <w:tcW w:w="4876" w:type="dxa"/>
+            <w:tcBorders>
+              <w:top w:val="single" w:sz="4" w:space="0" w:color="auto"/>
+              <w:left w:val="single" w:sz="4" w:space="0" w:color="auto"/>
+              <w:bottom w:val="single" w:sz="4" w:space="0" w:color="auto"/>
+              <w:right w:val="single" w:sz="4" w:space="0" w:color="auto"/>
+            </w:tcBorders>
+          </w:tcPr>
+          <w:p>
+            <w:pPr>
+              <w:rPr>
+                <w:rFonts w:ascii="新細明體" w:hAnsi="新細明體"/>
               </w:rPr>
             </w:pPr>
             <w:r>
@@ -2674,7 +2670,7 @@
         </w:tc>
         <w:tc>
           <w:tcPr>
-            <w:tcW w:w="8860" w:type="dxa"/>
+            <w:tcW w:w="8504" w:type="dxa"/>
             <w:tcBorders>
               <w:top w:val="single" w:sz="4" w:space="0" w:color="auto"/>
               <w:left w:val="single" w:sz="4" w:space="0" w:color="auto"/>
@@ -2700,7 +2696,7 @@
       <w:tr>
         <w:tc>
           <w:tcPr>
-            <w:tcW w:w="456" w:type="dxa"/>
+            <w:tcW w:w="510" w:type="dxa"/>
             <w:tcBorders>
               <w:top w:val="single" w:sz="4" w:space="0" w:color="auto"/>
               <w:left w:val="single" w:sz="4" w:space="0" w:color="auto"/>
@@ -2724,7 +2720,7 @@
         </w:tc>
         <w:tc>
           <w:tcPr>
-            <w:tcW w:w="456" w:type="dxa"/>
+            <w:tcW w:w="510" w:type="dxa"/>
             <w:tcBorders>
               <w:top w:val="single" w:sz="4" w:space="0" w:color="auto"/>
               <w:left w:val="single" w:sz="4" w:space="0" w:color="auto"/>
@@ -2748,43 +2744,43 @@
         </w:tc>
         <w:tc>
           <w:tcPr>
-            <w:tcW w:w="456" w:type="dxa"/>
-            <w:tcBorders>
-              <w:top w:val="single" w:sz="4" w:space="0" w:color="auto"/>
-              <w:left w:val="single" w:sz="4" w:space="0" w:color="auto"/>
-              <w:bottom w:val="single" w:sz="4" w:space="0" w:color="auto"/>
-              <w:right w:val="single" w:sz="4" w:space="0" w:color="auto"/>
-            </w:tcBorders>
-          </w:tcPr>
-          <w:p>
-            <w:pPr>
-              <w:rPr>
-                <w:rFonts w:ascii="新細明體" w:hAnsi="新細明體"/>
-              </w:rPr>
-            </w:pPr>
-          </w:p>
-        </w:tc>
-        <w:tc>
-          <w:tcPr>
-            <w:tcW w:w="456" w:type="dxa"/>
-            <w:tcBorders>
-              <w:top w:val="single" w:sz="4" w:space="0" w:color="auto"/>
-              <w:left w:val="single" w:sz="4" w:space="0" w:color="auto"/>
-              <w:bottom w:val="single" w:sz="4" w:space="0" w:color="auto"/>
-              <w:right w:val="single" w:sz="4" w:space="0" w:color="auto"/>
-            </w:tcBorders>
-          </w:tcPr>
-          <w:p>
-            <w:pPr>
-              <w:rPr>
-                <w:rFonts w:ascii="新細明體" w:hAnsi="新細明體"/>
-              </w:rPr>
-            </w:pPr>
-          </w:p>
-        </w:tc>
-        <w:tc>
-          <w:tcPr>
-            <w:tcW w:w="564" w:type="dxa"/>
+            <w:tcW w:w="510" w:type="dxa"/>
+            <w:tcBorders>
+              <w:top w:val="single" w:sz="4" w:space="0" w:color="auto"/>
+              <w:left w:val="single" w:sz="4" w:space="0" w:color="auto"/>
+              <w:bottom w:val="single" w:sz="4" w:space="0" w:color="auto"/>
+              <w:right w:val="single" w:sz="4" w:space="0" w:color="auto"/>
+            </w:tcBorders>
+          </w:tcPr>
+          <w:p>
+            <w:pPr>
+              <w:rPr>
+                <w:rFonts w:ascii="新細明體" w:hAnsi="新細明體"/>
+              </w:rPr>
+            </w:pPr>
+          </w:p>
+        </w:tc>
+        <w:tc>
+          <w:tcPr>
+            <w:tcW w:w="510" w:type="dxa"/>
+            <w:tcBorders>
+              <w:top w:val="single" w:sz="4" w:space="0" w:color="auto"/>
+              <w:left w:val="single" w:sz="4" w:space="0" w:color="auto"/>
+              <w:bottom w:val="single" w:sz="4" w:space="0" w:color="auto"/>
+              <w:right w:val="single" w:sz="4" w:space="0" w:color="auto"/>
+            </w:tcBorders>
+          </w:tcPr>
+          <w:p>
+            <w:pPr>
+              <w:rPr>
+                <w:rFonts w:ascii="新細明體" w:hAnsi="新細明體"/>
+              </w:rPr>
+            </w:pPr>
+          </w:p>
+        </w:tc>
+        <w:tc>
+          <w:tcPr>
+            <w:tcW w:w="510" w:type="dxa"/>
             <w:tcBorders>
               <w:top w:val="single" w:sz="4" w:space="0" w:color="auto"/>
               <w:left w:val="single" w:sz="4" w:space="0" w:color="auto"/>
@@ -2808,7 +2804,7 @@
         </w:tc>
         <w:tc>
           <w:tcPr>
-            <w:tcW w:w="839" w:type="dxa"/>
+            <w:tcW w:w="850" w:type="dxa"/>
             <w:tcBorders>
               <w:top w:val="single" w:sz="4" w:space="0" w:color="auto"/>
               <w:left w:val="single" w:sz="4" w:space="0" w:color="auto"/>
@@ -2832,7 +2828,7 @@
         </w:tc>
         <w:tc>
           <w:tcPr>
-            <w:tcW w:w="567" w:type="dxa"/>
+            <w:tcW w:w="510" w:type="dxa"/>
             <w:tcBorders>
               <w:top w:val="single" w:sz="4" w:space="0" w:color="auto"/>
               <w:left w:val="single" w:sz="4" w:space="0" w:color="auto"/>
@@ -2856,7 +2852,7 @@
         </w:tc>
         <w:tc>
           <w:tcPr>
-            <w:tcW w:w="567" w:type="dxa"/>
+            <w:tcW w:w="510" w:type="dxa"/>
             <w:tcBorders>
               <w:top w:val="single" w:sz="4" w:space="0" w:color="auto"/>
               <w:left w:val="single" w:sz="4" w:space="0" w:color="auto"/>
@@ -2880,7 +2876,7 @@
         </w:tc>
         <w:tc>
           <w:tcPr>
-            <w:tcW w:w="850" w:type="dxa"/>
+            <w:tcW w:w="4876" w:type="dxa"/>
             <w:tcBorders>
               <w:top w:val="single" w:sz="4" w:space="0" w:color="auto"/>
               <w:left w:val="single" w:sz="4" w:space="0" w:color="auto"/>
@@ -2904,18 +2900,18 @@
         </w:tc>
         <w:tc>
           <w:tcPr>
-            <w:tcW w:w="8859" w:type="dxa"/>
-            <w:tcBorders>
-              <w:top w:val="single" w:sz="4" w:space="0" w:color="auto"/>
-              <w:left w:val="single" w:sz="4" w:space="0" w:color="auto"/>
-              <w:bottom w:val="single" w:sz="4" w:space="0" w:color="auto"/>
-              <w:right w:val="single" w:sz="4" w:space="0" w:color="auto"/>
-            </w:tcBorders>
-          </w:tcPr>
-          <w:p>
-            <w:pPr>
-              <w:rPr>
-                <w:rFonts w:ascii="新細明體" w:hAnsi="新細明體" w:hint="eastAsia"/>
+            <w:tcW w:w="4876" w:type="dxa"/>
+            <w:tcBorders>
+              <w:top w:val="single" w:sz="4" w:space="0" w:color="auto"/>
+              <w:left w:val="single" w:sz="4" w:space="0" w:color="auto"/>
+              <w:bottom w:val="single" w:sz="4" w:space="0" w:color="auto"/>
+              <w:right w:val="single" w:sz="4" w:space="0" w:color="auto"/>
+            </w:tcBorders>
+          </w:tcPr>
+          <w:p>
+            <w:pPr>
+              <w:rPr>
+                <w:rFonts w:ascii="新細明體" w:hAnsi="新細明體"/>
               </w:rPr>
             </w:pPr>
             <w:r>
@@ -2994,18 +2990,18 @@
         </w:tc>
         <w:tc>
           <w:tcPr>
-            <w:tcW w:w="8860" w:type="dxa"/>
-            <w:tcBorders>
-              <w:top w:val="single" w:sz="4" w:space="0" w:color="auto"/>
-              <w:left w:val="single" w:sz="4" w:space="0" w:color="auto"/>
-              <w:bottom w:val="single" w:sz="4" w:space="0" w:color="auto"/>
-              <w:right w:val="single" w:sz="4" w:space="0" w:color="auto"/>
-            </w:tcBorders>
-          </w:tcPr>
-          <w:p>
-            <w:pPr>
-              <w:rPr>
-                <w:rFonts w:ascii="新細明體" w:hAnsi="新細明體" w:hint="eastAsia"/>
+            <w:tcW w:w="8504" w:type="dxa"/>
+            <w:tcBorders>
+              <w:top w:val="single" w:sz="4" w:space="0" w:color="auto"/>
+              <w:left w:val="single" w:sz="4" w:space="0" w:color="auto"/>
+              <w:bottom w:val="single" w:sz="4" w:space="0" w:color="auto"/>
+              <w:right w:val="single" w:sz="4" w:space="0" w:color="auto"/>
+            </w:tcBorders>
+          </w:tcPr>
+          <w:p>
+            <w:pPr>
+              <w:rPr>
+                <w:rFonts w:ascii="新細明體" w:hAnsi="新細明體"/>
               </w:rPr>
             </w:pPr>
             <w:r>
@@ -3038,7 +3034,7 @@
 </file>
 
 <file path=word/endnotes.xml><?xml version="1.0" encoding="utf-8"?>
-<w:endnotes xmlns:wpc="http://schemas.microsoft.com/office/word/2010/wordprocessingCanvas" xmlns:cx="http://schemas.microsoft.com/office/drawing/2014/chartex" xmlns:cx1="http://schemas.microsoft.com/office/drawing/2015/9/8/chartex" xmlns:cx2="http://schemas.microsoft.com/office/drawing/2015/10/21/chartex" xmlns:cx3="http://schemas.microsoft.com/office/drawing/2016/5/9/chartex" xmlns:cx4="http://schemas.microsoft.com/office/drawing/2016/5/10/chartex" xmlns:cx5="http://schemas.microsoft.com/office/drawing/2016/5/11/chartex" xmlns:cx6="http://schemas.microsoft.com/office/drawing/2016/5/12/chartex" xmlns:cx7="http://schemas.microsoft.com/office/drawing/2016/5/13/chartex" xmlns:cx8="http://schemas.microsoft.com/office/drawing/2016/5/14/chartex" xmlns:mc="http://schemas.openxmlformats.org/markup-compatibility/2006" xmlns:aink="http://schemas.microsoft.com/office/drawing/2016/ink" xmlns:am3d="http://schemas.microsoft.com/office/drawing/2017/model3d" xmlns:o="urn:schemas-microsoft-com:office:office" xmlns:oel="http://schemas.microsoft.com/office/2019/extlst" xmlns:r="http://schemas.openxmlformats.org/officeDocument/2006/relationships" xmlns:m="http://schemas.openxmlformats.org/officeDocument/2006/math" xmlns:v="urn:schemas-microsoft-com:vml" xmlns:wp14="http://schemas.microsoft.com/office/word/2010/wordprocessingDrawing" xmlns:wp="http://schemas.openxmlformats.org/drawingml/2006/wordprocessingDrawing" xmlns:w10="urn:schemas-microsoft-com:office:word" xmlns:w="http://schemas.openxmlformats.org/wordprocessingml/2006/main" xmlns:w14="http://schemas.microsoft.com/office/word/2010/wordml" xmlns:w15="http://schemas.microsoft.com/office/word/2012/wordml" xmlns:w16cex="http://schemas.microsoft.com/office/word/2018/wordml/cex" xmlns:w16cid="http://schemas.microsoft.com/office/word/2016/wordml/cid" xmlns:w16="http://schemas.microsoft.com/office/word/2018/wordml" xmlns:w16du="http://schemas.microsoft.com/office/word/2023/wordml/word16du" xmlns:w16sdtdh="http://schemas.microsoft.com/office/word/2020/wordml/sdtdatahash" xmlns:w16sdtfl="http://schemas.microsoft.com/office/word/2024/wordml/sdtformatlock" xmlns:w16se="http://schemas.microsoft.com/office/word/2015/wordml/symex" xmlns:wpg="http://schemas.microsoft.com/office/word/2010/wordprocessingGroup" xmlns:wpi="http://schemas.microsoft.com/office/word/2010/wordprocessingInk" xmlns:wne="http://schemas.microsoft.com/office/word/2006/wordml" xmlns:wps="http://schemas.microsoft.com/office/word/2010/wordprocessingShape" mc:Ignorable="w14 w15 w16se w16cid w16 w16cex w16sdtdh w16sdtfl w16du wp14">
+<w:endnotes xmlns:wpc="http://schemas.microsoft.com/office/word/2010/wordprocessingCanvas" xmlns:mc="http://schemas.openxmlformats.org/markup-compatibility/2006" xmlns:o="urn:schemas-microsoft-com:office:office" xmlns:r="http://schemas.openxmlformats.org/officeDocument/2006/relationships" xmlns:m="http://schemas.openxmlformats.org/officeDocument/2006/math" xmlns:v="urn:schemas-microsoft-com:vml" xmlns:wp14="http://schemas.microsoft.com/office/word/2010/wordprocessingDrawing" xmlns:wp="http://schemas.openxmlformats.org/drawingml/2006/wordprocessingDrawing" xmlns:w10="urn:schemas-microsoft-com:office:word" xmlns:w="http://schemas.openxmlformats.org/wordprocessingml/2006/main" xmlns:w14="http://schemas.microsoft.com/office/word/2010/wordml" xmlns:w15="http://schemas.microsoft.com/office/word/2012/wordml" xmlns:wpg="http://schemas.microsoft.com/office/word/2010/wordprocessingGroup" xmlns:wpi="http://schemas.microsoft.com/office/word/2010/wordprocessingInk" xmlns:wne="http://schemas.microsoft.com/office/word/2006/wordml" xmlns:wps="http://schemas.microsoft.com/office/word/2010/wordprocessingShape" mc:Ignorable="w14 w15 wp14">
   <w:endnote w:type="separator" w:id="-1">
     <w:p>
       <w:r>
@@ -3057,7 +3053,7 @@
 </file>
 
 <file path=word/footnotes.xml><?xml version="1.0" encoding="utf-8"?>
-<w:footnotes xmlns:wpc="http://schemas.microsoft.com/office/word/2010/wordprocessingCanvas" xmlns:cx="http://schemas.microsoft.com/office/drawing/2014/chartex" xmlns:cx1="http://schemas.microsoft.com/office/drawing/2015/9/8/chartex" xmlns:cx2="http://schemas.microsoft.com/office/drawing/2015/10/21/chartex" xmlns:cx3="http://schemas.microsoft.com/office/drawing/2016/5/9/chartex" xmlns:cx4="http://schemas.microsoft.com/office/drawing/2016/5/10/chartex" xmlns:cx5="http://schemas.microsoft.com/office/drawing/2016/5/11/chartex" xmlns:cx6="http://schemas.microsoft.com/office/drawing/2016/5/12/chartex" xmlns:cx7="http://schemas.microsoft.com/office/drawing/2016/5/13/chartex" xmlns:cx8="http://schemas.microsoft.com/office/drawing/2016/5/14/chartex" xmlns:mc="http://schemas.openxmlformats.org/markup-compatibility/2006" xmlns:aink="http://schemas.microsoft.com/office/drawing/2016/ink" xmlns:am3d="http://schemas.microsoft.com/office/drawing/2017/model3d" xmlns:o="urn:schemas-microsoft-com:office:office" xmlns:oel="http://schemas.microsoft.com/office/2019/extlst" xmlns:r="http://schemas.openxmlformats.org/officeDocument/2006/relationships" xmlns:m="http://schemas.openxmlformats.org/officeDocument/2006/math" xmlns:v="urn:schemas-microsoft-com:vml" xmlns:wp14="http://schemas.microsoft.com/office/word/2010/wordprocessingDrawing" xmlns:wp="http://schemas.openxmlformats.org/drawingml/2006/wordprocessingDrawing" xmlns:w10="urn:schemas-microsoft-com:office:word" xmlns:w="http://schemas.openxmlformats.org/wordprocessingml/2006/main" xmlns:w14="http://schemas.microsoft.com/office/word/2010/wordml" xmlns:w15="http://schemas.microsoft.com/office/word/2012/wordml" xmlns:w16cex="http://schemas.microsoft.com/office/word/2018/wordml/cex" xmlns:w16cid="http://schemas.microsoft.com/office/word/2016/wordml/cid" xmlns:w16="http://schemas.microsoft.com/office/word/2018/wordml" xmlns:w16du="http://schemas.microsoft.com/office/word/2023/wordml/word16du" xmlns:w16sdtdh="http://schemas.microsoft.com/office/word/2020/wordml/sdtdatahash" xmlns:w16sdtfl="http://schemas.microsoft.com/office/word/2024/wordml/sdtformatlock" xmlns:w16se="http://schemas.microsoft.com/office/word/2015/wordml/symex" xmlns:wpg="http://schemas.microsoft.com/office/word/2010/wordprocessingGroup" xmlns:wpi="http://schemas.microsoft.com/office/word/2010/wordprocessingInk" xmlns:wne="http://schemas.microsoft.com/office/word/2006/wordml" xmlns:wps="http://schemas.microsoft.com/office/word/2010/wordprocessingShape" mc:Ignorable="w14 w15 w16se w16cid w16 w16cex w16sdtdh w16sdtfl w16du wp14">
+<w:footnotes xmlns:wpc="http://schemas.microsoft.com/office/word/2010/wordprocessingCanvas" xmlns:mc="http://schemas.openxmlformats.org/markup-compatibility/2006" xmlns:o="urn:schemas-microsoft-com:office:office" xmlns:r="http://schemas.openxmlformats.org/officeDocument/2006/relationships" xmlns:m="http://schemas.openxmlformats.org/officeDocument/2006/math" xmlns:v="urn:schemas-microsoft-com:vml" xmlns:wp14="http://schemas.microsoft.com/office/word/2010/wordprocessingDrawing" xmlns:wp="http://schemas.openxmlformats.org/drawingml/2006/wordprocessingDrawing" xmlns:w10="urn:schemas-microsoft-com:office:word" xmlns:w="http://schemas.openxmlformats.org/wordprocessingml/2006/main" xmlns:w14="http://schemas.microsoft.com/office/word/2010/wordml" xmlns:w15="http://schemas.microsoft.com/office/word/2012/wordml" xmlns:wpg="http://schemas.microsoft.com/office/word/2010/wordprocessingGroup" xmlns:wpi="http://schemas.microsoft.com/office/word/2010/wordprocessingInk" xmlns:wne="http://schemas.microsoft.com/office/word/2006/wordml" xmlns:wps="http://schemas.microsoft.com/office/word/2010/wordprocessingShape" mc:Ignorable="w14 w15 wp14">
   <w:footnote w:type="separator" w:id="-1">
     <w:p>
       <w:r>
@@ -3076,7 +3072,7 @@
 </file>
 
 <file path=word/styles.xml><?xml version="1.0" encoding="utf-8"?>
-<w:styles xmlns:mc="http://schemas.openxmlformats.org/markup-compatibility/2006" xmlns:r="http://schemas.openxmlformats.org/officeDocument/2006/relationships" xmlns:w="http://schemas.openxmlformats.org/wordprocessingml/2006/main" xmlns:w14="http://schemas.microsoft.com/office/word/2010/wordml" xmlns:w15="http://schemas.microsoft.com/office/word/2012/wordml" xmlns:w16cex="http://schemas.microsoft.com/office/word/2018/wordml/cex" xmlns:w16cid="http://schemas.microsoft.com/office/word/2016/wordml/cid" xmlns:w16="http://schemas.microsoft.com/office/word/2018/wordml" xmlns:w16du="http://schemas.microsoft.com/office/word/2023/wordml/word16du" xmlns:w16sdtdh="http://schemas.microsoft.com/office/word/2020/wordml/sdtdatahash" xmlns:w16sdtfl="http://schemas.microsoft.com/office/word/2024/wordml/sdtformatlock" xmlns:w16se="http://schemas.microsoft.com/office/word/2015/wordml/symex" mc:Ignorable="w14 w15 w16se w16cid w16 w16cex w16sdtdh w16sdtfl w16du">
+<w:styles xmlns:mc="http://schemas.openxmlformats.org/markup-compatibility/2006" xmlns:r="http://schemas.openxmlformats.org/officeDocument/2006/relationships" xmlns:w="http://schemas.openxmlformats.org/wordprocessingml/2006/main" xmlns:w14="http://schemas.microsoft.com/office/word/2010/wordml" xmlns:w15="http://schemas.microsoft.com/office/word/2012/wordml" mc:Ignorable="w14 w15">
   <w:docDefaults>
     <w:rPrDefault>
       <w:rPr>
@@ -3086,7 +3082,7 @@
     </w:rPrDefault>
     <w:pPrDefault/>
   </w:docDefaults>
-  <w:latentStyles w:defLockedState="0" w:defUIPriority="0" w:defSemiHidden="0" w:defUnhideWhenUsed="0" w:defQFormat="0" w:count="376">
+  <w:latentStyles w:defLockedState="0" w:defUIPriority="0" w:defSemiHidden="0" w:defUnhideWhenUsed="0" w:defQFormat="0" w:count="371">
     <w:lsdException w:name="Normal" w:qFormat="1"/>
     <w:lsdException w:name="heading 1" w:qFormat="1"/>
     <w:lsdException w:name="heading 2" w:semiHidden="1" w:unhideWhenUsed="1" w:qFormat="1"/>
@@ -3102,6 +3098,50 @@
     <w:lsdException w:name="Subtitle" w:qFormat="1"/>
     <w:lsdException w:name="Strong" w:qFormat="1"/>
     <w:lsdException w:name="Emphasis" w:qFormat="1"/>
+    <w:lsdException w:name="Normal Table" w:semiHidden="1" w:unhideWhenUsed="1"/>
+    <w:lsdException w:name="Table Simple 1" w:semiHidden="1" w:unhideWhenUsed="1"/>
+    <w:lsdException w:name="Table Simple 2" w:semiHidden="1" w:unhideWhenUsed="1"/>
+    <w:lsdException w:name="Table Simple 3" w:semiHidden="1" w:unhideWhenUsed="1"/>
+    <w:lsdException w:name="Table Classic 1" w:semiHidden="1" w:unhideWhenUsed="1"/>
+    <w:lsdException w:name="Table Classic 2" w:semiHidden="1" w:unhideWhenUsed="1"/>
+    <w:lsdException w:name="Table Classic 3" w:semiHidden="1" w:unhideWhenUsed="1"/>
+    <w:lsdException w:name="Table Classic 4" w:semiHidden="1" w:unhideWhenUsed="1"/>
+    <w:lsdException w:name="Table Colorful 1" w:semiHidden="1" w:unhideWhenUsed="1"/>
+    <w:lsdException w:name="Table Colorful 2" w:semiHidden="1" w:unhideWhenUsed="1"/>
+    <w:lsdException w:name="Table Colorful 3" w:semiHidden="1" w:unhideWhenUsed="1"/>
+    <w:lsdException w:name="Table Columns 1" w:semiHidden="1" w:unhideWhenUsed="1"/>
+    <w:lsdException w:name="Table Columns 2" w:semiHidden="1" w:unhideWhenUsed="1"/>
+    <w:lsdException w:name="Table Columns 3" w:semiHidden="1" w:unhideWhenUsed="1"/>
+    <w:lsdException w:name="Table Columns 4" w:semiHidden="1" w:unhideWhenUsed="1"/>
+    <w:lsdException w:name="Table Columns 5" w:semiHidden="1" w:unhideWhenUsed="1"/>
+    <w:lsdException w:name="Table Grid 1" w:semiHidden="1" w:unhideWhenUsed="1"/>
+    <w:lsdException w:name="Table Grid 2" w:semiHidden="1" w:unhideWhenUsed="1"/>
+    <w:lsdException w:name="Table Grid 3" w:semiHidden="1" w:unhideWhenUsed="1"/>
+    <w:lsdException w:name="Table Grid 4" w:semiHidden="1" w:unhideWhenUsed="1"/>
+    <w:lsdException w:name="Table Grid 5" w:semiHidden="1" w:unhideWhenUsed="1"/>
+    <w:lsdException w:name="Table Grid 6" w:semiHidden="1" w:unhideWhenUsed="1"/>
+    <w:lsdException w:name="Table Grid 7" w:semiHidden="1" w:unhideWhenUsed="1"/>
+    <w:lsdException w:name="Table Grid 8" w:semiHidden="1" w:unhideWhenUsed="1"/>
+    <w:lsdException w:name="Table List 1" w:semiHidden="1" w:unhideWhenUsed="1"/>
+    <w:lsdException w:name="Table List 2" w:semiHidden="1" w:unhideWhenUsed="1"/>
+    <w:lsdException w:name="Table List 3" w:semiHidden="1" w:unhideWhenUsed="1"/>
+    <w:lsdException w:name="Table List 4" w:semiHidden="1" w:unhideWhenUsed="1"/>
+    <w:lsdException w:name="Table List 5" w:semiHidden="1" w:unhideWhenUsed="1"/>
+    <w:lsdException w:name="Table List 6" w:semiHidden="1" w:unhideWhenUsed="1"/>
+    <w:lsdException w:name="Table List 7" w:semiHidden="1" w:unhideWhenUsed="1"/>
+    <w:lsdException w:name="Table List 8" w:semiHidden="1" w:unhideWhenUsed="1"/>
+    <w:lsdException w:name="Table 3D effects 1" w:semiHidden="1" w:unhideWhenUsed="1"/>
+    <w:lsdException w:name="Table 3D effects 2" w:semiHidden="1" w:unhideWhenUsed="1"/>
+    <w:lsdException w:name="Table 3D effects 3" w:semiHidden="1" w:unhideWhenUsed="1"/>
+    <w:lsdException w:name="Table Contemporary" w:semiHidden="1" w:unhideWhenUsed="1"/>
+    <w:lsdException w:name="Table Elegant" w:semiHidden="1" w:unhideWhenUsed="1"/>
+    <w:lsdException w:name="Table Professional" w:semiHidden="1" w:unhideWhenUsed="1"/>
+    <w:lsdException w:name="Table Subtle 1" w:semiHidden="1" w:unhideWhenUsed="1"/>
+    <w:lsdException w:name="Table Subtle 2" w:semiHidden="1" w:unhideWhenUsed="1"/>
+    <w:lsdException w:name="Table Web 1" w:semiHidden="1" w:unhideWhenUsed="1"/>
+    <w:lsdException w:name="Table Web 2" w:semiHidden="1" w:unhideWhenUsed="1"/>
+    <w:lsdException w:name="Table Web 3" w:semiHidden="1" w:unhideWhenUsed="1"/>
+    <w:lsdException w:name="Table Theme" w:semiHidden="1" w:unhideWhenUsed="1"/>
     <w:lsdException w:name="Placeholder Text" w:semiHidden="1" w:uiPriority="99"/>
     <w:lsdException w:name="No Spacing" w:uiPriority="1" w:qFormat="1"/>
     <w:lsdException w:name="Light Shading" w:uiPriority="60"/>
@@ -3317,11 +3357,6 @@
     <w:lsdException w:name="List Table 5 Dark Accent 6" w:uiPriority="50"/>
     <w:lsdException w:name="List Table 6 Colorful Accent 6" w:uiPriority="51"/>
     <w:lsdException w:name="List Table 7 Colorful Accent 6" w:uiPriority="52"/>
-    <w:lsdException w:name="Mention" w:semiHidden="1" w:uiPriority="99" w:unhideWhenUsed="1"/>
-    <w:lsdException w:name="Smart Hyperlink" w:semiHidden="1" w:uiPriority="99" w:unhideWhenUsed="1"/>
-    <w:lsdException w:name="Hashtag" w:semiHidden="1" w:uiPriority="99" w:unhideWhenUsed="1"/>
-    <w:lsdException w:name="Unresolved Mention" w:semiHidden="1" w:uiPriority="99" w:unhideWhenUsed="1"/>
-    <w:lsdException w:name="Smart Link" w:semiHidden="1" w:uiPriority="99" w:unhideWhenUsed="1"/>
   </w:latentStyles>
   <w:style w:type="paragraph" w:default="1" w:styleId="a">
     <w:name w:val="Normal"/>
@@ -3337,11 +3372,15 @@
   </w:style>
   <w:style w:type="character" w:default="1" w:styleId="a0">
     <w:name w:val="Default Paragraph Font"/>
+    <w:uiPriority w:val="1"/>
     <w:semiHidden/>
+    <w:unhideWhenUsed/>
   </w:style>
   <w:style w:type="table" w:default="1" w:styleId="a1">
     <w:name w:val="Normal Table"/>
+    <w:uiPriority w:val="99"/>
     <w:semiHidden/>
+    <w:unhideWhenUsed/>
     <w:tblPr>
       <w:tblInd w:w="0" w:type="dxa"/>
       <w:tblCellMar>
@@ -3354,7 +3393,9 @@
   </w:style>
   <w:style w:type="numbering" w:default="1" w:styleId="a2">
     <w:name w:val="No List"/>
+    <w:uiPriority w:val="99"/>
     <w:semiHidden/>
+    <w:unhideWhenUsed/>
   </w:style>
   <w:style w:type="paragraph" w:styleId="a3">
     <w:name w:val="Body Text Indent"/>
